--- a/docs/docx/15_PARAM_REFERENCE.docx
+++ b/docs/docx/15_PARAM_REFERENCE.docx
@@ -2,7 +2,7 @@
 <file path=word/document.xml><?xml version="1.0" encoding="utf-8"?>
 <w:document xmlns:w="http://schemas.openxmlformats.org/wordprocessingml/2006/main" xmlns:m="http://schemas.openxmlformats.org/officeDocument/2006/math" xmlns:r="http://schemas.openxmlformats.org/officeDocument/2006/relationships" xmlns:o="urn:schemas-microsoft-com:office:office" xmlns:v="urn:schemas-microsoft-com:vml" xmlns:w10="urn:schemas-microsoft-com:office:word" xmlns:a="http://schemas.openxmlformats.org/drawingml/2006/main" xmlns:pic="http://schemas.openxmlformats.org/drawingml/2006/picture" xmlns:wp="http://schemas.openxmlformats.org/drawingml/2006/wordprocessingDrawing">
   <w:body>
-    <w:bookmarkStart w:id="53" w:name="Xb0ae2c97ee98b30114c59130ddc7869132b03d9"/>
+    <w:bookmarkStart w:id="54" w:name="Xb0ae2c97ee98b30114c59130ddc7869132b03d9"/>
     <w:p>
       <w:pPr>
         <w:pStyle w:val="Heading1"/>
@@ -125,7 +125,7 @@
           <w:b/>
           <w:bCs/>
         </w:rPr>
-        <w:t xml:space="preserve">3.10.696</w:t>
+        <w:t xml:space="preserve">3.10.798</w:t>
       </w:r>
       <w:r>
         <w:t xml:space="preserve">).</w:t>
@@ -475,7 +475,7 @@
       </w:r>
     </w:p>
     <w:bookmarkEnd w:id="13"/>
-    <w:bookmarkStart w:id="18" w:name="сводная-таблица-колонка-a"/>
+    <w:bookmarkStart w:id="19" w:name="сводная-таблица-колонка-a"/>
     <w:p>
       <w:pPr>
         <w:pStyle w:val="Heading2"/>
@@ -6183,8 +6183,141 @@
       </w:r>
     </w:p>
     <w:bookmarkEnd w:id="17"/>
+    <w:bookmarkStart w:id="18" w:name="автозагрузка-__env_-__os_"/>
+    <w:p>
+      <w:pPr>
+        <w:pStyle w:val="Heading3"/>
+      </w:pPr>
+      <w:r>
+        <w:t xml:space="preserve">Автозагрузка</w:t>
+      </w:r>
+      <w:r>
+        <w:t xml:space="preserve"> </w:t>
+      </w:r>
+      <w:r>
+        <w:rPr>
+          <w:rStyle w:val="VerbatimChar"/>
+        </w:rPr>
+        <w:t xml:space="preserve">__ENV_*</w:t>
+      </w:r>
+      <w:r>
+        <w:t xml:space="preserve"> </w:t>
+      </w:r>
+      <w:r>
+        <w:t xml:space="preserve">/</w:t>
+      </w:r>
+      <w:r>
+        <w:t xml:space="preserve"> </w:t>
+      </w:r>
+      <w:r>
+        <w:rPr>
+          <w:rStyle w:val="VerbatimChar"/>
+        </w:rPr>
+        <w:t xml:space="preserve">__OS_*</w:t>
+      </w:r>
+    </w:p>
+    <w:p>
+      <w:pPr>
+        <w:pStyle w:val="FirstParagraph"/>
+      </w:pPr>
+      <w:r>
+        <w:t xml:space="preserve">При старте сбора в сегмент «Глобальные_переменные» пишутся:</w:t>
+      </w:r>
+    </w:p>
+    <w:p>
+      <w:pPr>
+        <w:pStyle w:val="Compact"/>
+        <w:numPr>
+          <w:ilvl w:val="0"/>
+          <w:numId w:val="1003"/>
+        </w:numPr>
+      </w:pPr>
+      <w:r>
+        <w:rPr>
+          <w:rStyle w:val="VerbatimChar"/>
+        </w:rPr>
+        <w:t xml:space="preserve">__ENV_&lt;имя&gt;</w:t>
+      </w:r>
+      <w:r>
+        <w:t xml:space="preserve"> </w:t>
+      </w:r>
+      <w:r>
+        <w:t xml:space="preserve">— все переменные среды процесса;</w:t>
+      </w:r>
+    </w:p>
+    <w:p>
+      <w:pPr>
+        <w:pStyle w:val="Compact"/>
+        <w:numPr>
+          <w:ilvl w:val="0"/>
+          <w:numId w:val="1003"/>
+        </w:numPr>
+      </w:pPr>
+      <w:r>
+        <w:rPr>
+          <w:rStyle w:val="VerbatimChar"/>
+        </w:rPr>
+        <w:t xml:space="preserve">__OS_*</w:t>
+      </w:r>
+      <w:r>
+        <w:t xml:space="preserve"> </w:t>
+      </w:r>
+      <w:r>
+        <w:t xml:space="preserve">— пользователь, home, платформа, CPU, память и др. (см.</w:t>
+      </w:r>
+      <w:r>
+        <w:t xml:space="preserve"> </w:t>
+      </w:r>
+      <w:hyperlink r:id="rId9">
+        <w:r>
+          <w:rPr>
+            <w:rStyle w:val="Hyperlink"/>
+          </w:rPr>
+          <w:t xml:space="preserve">04_DATA_COLLECTION.md</w:t>
+        </w:r>
+      </w:hyperlink>
+      <w:r>
+        <w:t xml:space="preserve"> </w:t>
+      </w:r>
+      <w:r>
+        <w:t xml:space="preserve">§6.0.1).</w:t>
+      </w:r>
+    </w:p>
+    <w:p>
+      <w:pPr>
+        <w:pStyle w:val="FirstParagraph"/>
+      </w:pPr>
+      <w:r>
+        <w:t xml:space="preserve">Пример:</w:t>
+      </w:r>
+      <w:r>
+        <w:t xml:space="preserve"> </w:t>
+      </w:r>
+      <w:r>
+        <w:rPr>
+          <w:rStyle w:val="VerbatimChar"/>
+        </w:rPr>
+        <w:t xml:space="preserve">&lt;&lt;Переменные.__OS_USER&gt;&gt;</w:t>
+      </w:r>
+      <w:r>
+        <w:t xml:space="preserve">,</w:t>
+      </w:r>
+      <w:r>
+        <w:t xml:space="preserve"> </w:t>
+      </w:r>
+      <w:r>
+        <w:rPr>
+          <w:rStyle w:val="VerbatimChar"/>
+        </w:rPr>
+        <w:t xml:space="preserve">&lt;&lt;Переменные.__ENV_HOME&gt;&gt;</w:t>
+      </w:r>
+      <w:r>
+        <w:t xml:space="preserve">.</w:t>
+      </w:r>
+    </w:p>
     <w:bookmarkEnd w:id="18"/>
-    <w:bookmarkStart w:id="29" w:name="допустимые-значения-выбор-из-списка"/>
+    <w:bookmarkEnd w:id="19"/>
+    <w:bookmarkStart w:id="30" w:name="допустимые-значения-выбор-из-списка"/>
     <w:p>
       <w:pPr>
         <w:pStyle w:val="Heading2"/>
@@ -6193,7 +6326,7 @@
         <w:t xml:space="preserve">Допустимые значения (выбор из списка)</w:t>
       </w:r>
     </w:p>
-    <w:bookmarkStart w:id="19" w:name="режим-b"/>
+    <w:bookmarkStart w:id="20" w:name="режим-b"/>
     <w:p>
       <w:pPr>
         <w:pStyle w:val="Heading3"/>
@@ -6457,8 +6590,8 @@
         </w:tc>
       </w:tr>
     </w:tbl>
-    <w:bookmarkEnd w:id="19"/>
-    <w:bookmarkStart w:id="21" w:name="Xb549ed865f6fb8206463f980c36220d2f937170"/>
+    <w:bookmarkEnd w:id="20"/>
+    <w:bookmarkStart w:id="22" w:name="Xb549ed865f6fb8206463f980c36220d2f937170"/>
     <w:p>
       <w:pPr>
         <w:pStyle w:val="Heading3"/>
@@ -6877,7 +7010,7 @@
       <w:r>
         <w:t xml:space="preserve"> </w:t>
       </w:r>
-      <w:hyperlink r:id="rId20">
+      <w:hyperlink r:id="rId21">
         <w:r>
           <w:rPr>
             <w:rStyle w:val="Hyperlink"/>
@@ -6889,8 +7022,8 @@
         <w:t xml:space="preserve">.</w:t>
       </w:r>
     </w:p>
-    <w:bookmarkEnd w:id="21"/>
-    <w:bookmarkStart w:id="22" w:name="X9fc8dddf3c1e262b5ab11465fa8599d3d88a54e"/>
+    <w:bookmarkEnd w:id="22"/>
+    <w:bookmarkStart w:id="23" w:name="X9fc8dddf3c1e262b5ab11465fa8599d3d88a54e"/>
     <w:p>
       <w:pPr>
         <w:pStyle w:val="Heading3"/>
@@ -7588,8 +7721,8 @@
         <w:t xml:space="preserve">).</w:t>
       </w:r>
     </w:p>
-    <w:bookmarkEnd w:id="22"/>
-    <w:bookmarkStart w:id="23" w:name="постобработка_xml"/>
+    <w:bookmarkEnd w:id="23"/>
+    <w:bookmarkStart w:id="24" w:name="постобработка_xml"/>
     <w:p>
       <w:pPr>
         <w:pStyle w:val="Heading3"/>
@@ -7686,7 +7819,7 @@
       <w:r>
         <w:t xml:space="preserve"> </w:t>
       </w:r>
-      <w:hyperlink r:id="rId20">
+      <w:hyperlink r:id="rId21">
         <w:r>
           <w:rPr>
             <w:rStyle w:val="Hyperlink"/>
@@ -7698,8 +7831,8 @@
         <w:t xml:space="preserve">.</w:t>
       </w:r>
     </w:p>
-    <w:bookmarkEnd w:id="23"/>
-    <w:bookmarkStart w:id="24" w:name="лямбды-в-json-параметрах"/>
+    <w:bookmarkEnd w:id="24"/>
+    <w:bookmarkStart w:id="25" w:name="лямбды-в-json-параметрах"/>
     <w:p>
       <w:pPr>
         <w:pStyle w:val="Heading3"/>
@@ -7714,215 +7847,6 @@
       </w:pPr>
       <w:r>
         <w:t xml:space="preserve">Используются, в частности, в:</w:t>
-      </w:r>
-    </w:p>
-    <w:p>
-      <w:pPr>
-        <w:pStyle w:val="Compact"/>
-        <w:numPr>
-          <w:ilvl w:val="0"/>
-          <w:numId w:val="1003"/>
-        </w:numPr>
-      </w:pPr>
-      <w:r>
-        <w:rPr>
-          <w:rStyle w:val="VerbatimChar"/>
-        </w:rPr>
-        <w:t xml:space="preserve">замена_значений</w:t>
-      </w:r>
-      <w:r>
-        <w:t xml:space="preserve"> </w:t>
-      </w:r>
-      <w:r>
-        <w:t xml:space="preserve">→</w:t>
-      </w:r>
-      <w:r>
-        <w:t xml:space="preserve"> </w:t>
-      </w:r>
-      <w:r>
-        <w:rPr>
-          <w:rStyle w:val="VerbatimChar"/>
-        </w:rPr>
-        <w:t xml:space="preserve">row_filter</w:t>
-      </w:r>
-      <w:r>
-        <w:t xml:space="preserve">,</w:t>
-      </w:r>
-      <w:r>
-        <w:t xml:space="preserve"> </w:t>
-      </w:r>
-      <w:r>
-        <w:rPr>
-          <w:rStyle w:val="VerbatimChar"/>
-        </w:rPr>
-        <w:t xml:space="preserve">match_expr</w:t>
-      </w:r>
-      <w:r>
-        <w:t xml:space="preserve">;</w:t>
-      </w:r>
-    </w:p>
-    <w:p>
-      <w:pPr>
-        <w:pStyle w:val="Compact"/>
-        <w:numPr>
-          <w:ilvl w:val="0"/>
-          <w:numId w:val="1003"/>
-        </w:numPr>
-      </w:pPr>
-      <w:r>
-        <w:rPr>
-          <w:rStyle w:val="VerbatimChar"/>
-        </w:rPr>
-        <w:t xml:space="preserve">текстовые_операции</w:t>
-      </w:r>
-      <w:r>
-        <w:t xml:space="preserve"> </w:t>
-      </w:r>
-      <w:r>
-        <w:t xml:space="preserve">/</w:t>
-      </w:r>
-      <w:r>
-        <w:t xml:space="preserve"> </w:t>
-      </w:r>
-      <w:r>
-        <w:rPr>
-          <w:rStyle w:val="VerbatimChar"/>
-        </w:rPr>
-        <w:t xml:space="preserve">нормализация_текста</w:t>
-      </w:r>
-      <w:r>
-        <w:t xml:space="preserve"> </w:t>
-      </w:r>
-      <w:r>
-        <w:t xml:space="preserve">→</w:t>
-      </w:r>
-      <w:r>
-        <w:t xml:space="preserve"> </w:t>
-      </w:r>
-      <w:r>
-        <w:rPr>
-          <w:rStyle w:val="VerbatimChar"/>
-        </w:rPr>
-        <w:t xml:space="preserve">row_filter_lambda</w:t>
-      </w:r>
-      <w:r>
-        <w:t xml:space="preserve"> </w:t>
-      </w:r>
-      <w:r>
-        <w:t xml:space="preserve">у каждого</w:t>
-      </w:r>
-      <w:r>
-        <w:t xml:space="preserve"> </w:t>
-      </w:r>
-      <w:r>
-        <w:rPr>
-          <w:rStyle w:val="VerbatimChar"/>
-        </w:rPr>
-        <w:t xml:space="preserve">op</w:t>
-      </w:r>
-      <w:r>
-        <w:t xml:space="preserve">;</w:t>
-      </w:r>
-    </w:p>
-    <w:p>
-      <w:pPr>
-        <w:pStyle w:val="Compact"/>
-        <w:numPr>
-          <w:ilvl w:val="0"/>
-          <w:numId w:val="1003"/>
-        </w:numPr>
-      </w:pPr>
-      <w:r>
-        <w:rPr>
-          <w:rStyle w:val="VerbatimChar"/>
-        </w:rPr>
-        <w:t xml:space="preserve">Листы_не_удалять</w:t>
-      </w:r>
-      <w:r>
-        <w:t xml:space="preserve"> </w:t>
-      </w:r>
-      <w:r>
-        <w:t xml:space="preserve">→</w:t>
-      </w:r>
-      <w:r>
-        <w:t xml:space="preserve"> </w:t>
-      </w:r>
-      <w:r>
-        <w:rPr>
-          <w:rStyle w:val="VerbatimChar"/>
-        </w:rPr>
-        <w:t xml:space="preserve">filter</w:t>
-      </w:r>
-      <w:r>
-        <w:t xml:space="preserve"> </w:t>
-      </w:r>
-      <w:r>
-        <w:t xml:space="preserve">в JSON;</w:t>
-      </w:r>
-    </w:p>
-    <w:p>
-      <w:pPr>
-        <w:pStyle w:val="Compact"/>
-        <w:numPr>
-          <w:ilvl w:val="0"/>
-          <w:numId w:val="1003"/>
-        </w:numPr>
-      </w:pPr>
-      <w:r>
-        <w:rPr>
-          <w:rStyle w:val="VerbatimChar"/>
-        </w:rPr>
-        <w:t xml:space="preserve">столбец_по_лямбде</w:t>
-      </w:r>
-      <w:r>
-        <w:t xml:space="preserve"> </w:t>
-      </w:r>
-      <w:r>
-        <w:t xml:space="preserve">→</w:t>
-      </w:r>
-      <w:r>
-        <w:t xml:space="preserve"> </w:t>
-      </w:r>
-      <w:r>
-        <w:rPr>
-          <w:rStyle w:val="VerbatimChar"/>
-        </w:rPr>
-        <w:t xml:space="preserve">expr</w:t>
-      </w:r>
-      <w:r>
-        <w:t xml:space="preserve">,</w:t>
-      </w:r>
-      <w:r>
-        <w:t xml:space="preserve"> </w:t>
-      </w:r>
-      <w:r>
-        <w:rPr>
-          <w:rStyle w:val="VerbatimChar"/>
-        </w:rPr>
-        <w:t xml:space="preserve">new_column_expr</w:t>
-      </w:r>
-      <w:r>
-        <w:t xml:space="preserve">,</w:t>
-      </w:r>
-      <w:r>
-        <w:t xml:space="preserve"> </w:t>
-      </w:r>
-      <w:r>
-        <w:rPr>
-          <w:rStyle w:val="VerbatimChar"/>
-        </w:rPr>
-        <w:t xml:space="preserve">sheet_expr</w:t>
-      </w:r>
-      <w:r>
-        <w:t xml:space="preserve">.</w:t>
-      </w:r>
-    </w:p>
-    <w:p>
-      <w:pPr>
-        <w:pStyle w:val="FirstParagraph"/>
-      </w:pPr>
-      <w:r>
-        <w:t xml:space="preserve">Для строковых лямбд стандартный sugar:</w:t>
       </w:r>
     </w:p>
     <w:p>
@@ -7937,13 +7861,37 @@
         <w:rPr>
           <w:rStyle w:val="VerbatimChar"/>
         </w:rPr>
-        <w:t xml:space="preserve">rows("Колонка")</w:t>
-      </w:r>
-      <w:r>
-        <w:t xml:space="preserve"> </w:t>
-      </w:r>
-      <w:r>
-        <w:t xml:space="preserve">— текущая строка;</w:t>
+        <w:t xml:space="preserve">замена_значений</w:t>
+      </w:r>
+      <w:r>
+        <w:t xml:space="preserve"> </w:t>
+      </w:r>
+      <w:r>
+        <w:t xml:space="preserve">→</w:t>
+      </w:r>
+      <w:r>
+        <w:t xml:space="preserve"> </w:t>
+      </w:r>
+      <w:r>
+        <w:rPr>
+          <w:rStyle w:val="VerbatimChar"/>
+        </w:rPr>
+        <w:t xml:space="preserve">row_filter</w:t>
+      </w:r>
+      <w:r>
+        <w:t xml:space="preserve">,</w:t>
+      </w:r>
+      <w:r>
+        <w:t xml:space="preserve"> </w:t>
+      </w:r>
+      <w:r>
+        <w:rPr>
+          <w:rStyle w:val="VerbatimChar"/>
+        </w:rPr>
+        <w:t xml:space="preserve">match_expr</w:t>
+      </w:r>
+      <w:r>
+        <w:t xml:space="preserve">;</w:t>
       </w:r>
     </w:p>
     <w:p>
@@ -7958,13 +7906,55 @@
         <w:rPr>
           <w:rStyle w:val="VerbatimChar"/>
         </w:rPr>
-        <w:t xml:space="preserve">rows("Колонка")[-1]</w:t>
-      </w:r>
-      <w:r>
-        <w:t xml:space="preserve"> </w:t>
-      </w:r>
-      <w:r>
-        <w:t xml:space="preserve">— предыдущая строка листа;</w:t>
+        <w:t xml:space="preserve">текстовые_операции</w:t>
+      </w:r>
+      <w:r>
+        <w:t xml:space="preserve"> </w:t>
+      </w:r>
+      <w:r>
+        <w:t xml:space="preserve">/</w:t>
+      </w:r>
+      <w:r>
+        <w:t xml:space="preserve"> </w:t>
+      </w:r>
+      <w:r>
+        <w:rPr>
+          <w:rStyle w:val="VerbatimChar"/>
+        </w:rPr>
+        <w:t xml:space="preserve">нормализация_текста</w:t>
+      </w:r>
+      <w:r>
+        <w:t xml:space="preserve"> </w:t>
+      </w:r>
+      <w:r>
+        <w:t xml:space="preserve">→</w:t>
+      </w:r>
+      <w:r>
+        <w:t xml:space="preserve"> </w:t>
+      </w:r>
+      <w:r>
+        <w:rPr>
+          <w:rStyle w:val="VerbatimChar"/>
+        </w:rPr>
+        <w:t xml:space="preserve">row_filter_lambda</w:t>
+      </w:r>
+      <w:r>
+        <w:t xml:space="preserve"> </w:t>
+      </w:r>
+      <w:r>
+        <w:t xml:space="preserve">у каждого</w:t>
+      </w:r>
+      <w:r>
+        <w:t xml:space="preserve"> </w:t>
+      </w:r>
+      <w:r>
+        <w:rPr>
+          <w:rStyle w:val="VerbatimChar"/>
+        </w:rPr>
+        <w:t xml:space="preserve">op</w:t>
+      </w:r>
+      <w:r>
+        <w:t xml:space="preserve">;</w:t>
       </w:r>
     </w:p>
     <w:p>
@@ -7979,13 +7969,28 @@
         <w:rPr>
           <w:rStyle w:val="VerbatimChar"/>
         </w:rPr>
-        <w:t xml:space="preserve">upd_rows("Колонка")</w:t>
-      </w:r>
-      <w:r>
-        <w:t xml:space="preserve"> </w:t>
-      </w:r>
-      <w:r>
-        <w:t xml:space="preserve">— последняя уже обработанная строка выше;</w:t>
+        <w:t xml:space="preserve">Листы_не_удалять</w:t>
+      </w:r>
+      <w:r>
+        <w:t xml:space="preserve"> </w:t>
+      </w:r>
+      <w:r>
+        <w:t xml:space="preserve">→</w:t>
+      </w:r>
+      <w:r>
+        <w:t xml:space="preserve"> </w:t>
+      </w:r>
+      <w:r>
+        <w:rPr>
+          <w:rStyle w:val="VerbatimChar"/>
+        </w:rPr>
+        <w:t xml:space="preserve">filter</w:t>
+      </w:r>
+      <w:r>
+        <w:t xml:space="preserve"> </w:t>
+      </w:r>
+      <w:r>
+        <w:t xml:space="preserve">в JSON;</w:t>
       </w:r>
     </w:p>
     <w:p>
@@ -8000,28 +8005,22 @@
         <w:rPr>
           <w:rStyle w:val="VerbatimChar"/>
         </w:rPr>
-        <w:t xml:space="preserve">upd_rows_seen("Колонка", value)</w:t>
-      </w:r>
-      <w:r>
-        <w:t xml:space="preserve"> </w:t>
-      </w:r>
-      <w:r>
-        <w:t xml:space="preserve">— было ли такое значение выше;</w:t>
-      </w:r>
-    </w:p>
-    <w:p>
-      <w:pPr>
-        <w:pStyle w:val="Compact"/>
-        <w:numPr>
-          <w:ilvl w:val="0"/>
-          <w:numId w:val="1004"/>
-        </w:numPr>
-      </w:pPr>
-      <w:r>
-        <w:rPr>
-          <w:rStyle w:val="VerbatimChar"/>
-        </w:rPr>
-        <w:t xml:space="preserve">upd_rows_count("Колонка", value)</w:t>
+        <w:t xml:space="preserve">столбец_по_лямбде</w:t>
+      </w:r>
+      <w:r>
+        <w:t xml:space="preserve"> </w:t>
+      </w:r>
+      <w:r>
+        <w:t xml:space="preserve">→</w:t>
+      </w:r>
+      <w:r>
+        <w:t xml:space="preserve"> </w:t>
+      </w:r>
+      <w:r>
+        <w:rPr>
+          <w:rStyle w:val="VerbatimChar"/>
+        </w:rPr>
+        <w:t xml:space="preserve">expr</w:t>
       </w:r>
       <w:r>
         <w:t xml:space="preserve">,</w:t>
@@ -8033,13 +8032,22 @@
         <w:rPr>
           <w:rStyle w:val="VerbatimChar"/>
         </w:rPr>
-        <w:t xml:space="preserve">upd_rows_len()</w:t>
-      </w:r>
-      <w:r>
-        <w:t xml:space="preserve"> </w:t>
-      </w:r>
-      <w:r>
-        <w:t xml:space="preserve">— статистика по уже обработанным строкам.</w:t>
+        <w:t xml:space="preserve">new_column_expr</w:t>
+      </w:r>
+      <w:r>
+        <w:t xml:space="preserve">,</w:t>
+      </w:r>
+      <w:r>
+        <w:t xml:space="preserve"> </w:t>
+      </w:r>
+      <w:r>
+        <w:rPr>
+          <w:rStyle w:val="VerbatimChar"/>
+        </w:rPr>
+        <w:t xml:space="preserve">sheet_expr</w:t>
+      </w:r>
+      <w:r>
+        <w:t xml:space="preserve">.</w:t>
       </w:r>
     </w:p>
     <w:p>
@@ -8047,509 +8055,7 @@
         <w:pStyle w:val="FirstParagraph"/>
       </w:pPr>
       <w:r>
-        <w:t xml:space="preserve">Примеры:</w:t>
-      </w:r>
-    </w:p>
-    <w:p>
-      <w:pPr>
-        <w:pStyle w:val="SourceCode"/>
-      </w:pPr>
-      <w:r>
-        <w:rPr>
-          <w:rStyle w:val="FunctionTok"/>
-        </w:rPr>
-        <w:t xml:space="preserve">{</w:t>
-      </w:r>
-      <w:r>
-        <w:rPr>
-          <w:rStyle w:val="DataTypeTok"/>
-        </w:rPr>
-        <w:t xml:space="preserve">"row_filter"</w:t>
-      </w:r>
-      <w:r>
-        <w:rPr>
-          <w:rStyle w:val="FunctionTok"/>
-        </w:rPr>
-        <w:t xml:space="preserve">:</w:t>
-      </w:r>
-      <w:r>
-        <w:rPr>
-          <w:rStyle w:val="StringTok"/>
-        </w:rPr>
-        <w:t xml:space="preserve">"lambda rows: str(rows(</w:t>
-      </w:r>
-      <w:r>
-        <w:rPr>
-          <w:rStyle w:val="CharTok"/>
-        </w:rPr>
-        <w:t xml:space="preserve">\"</w:t>
-      </w:r>
-      <w:r>
-        <w:rPr>
-          <w:rStyle w:val="StringTok"/>
-        </w:rPr>
-        <w:t xml:space="preserve">Отдел</w:t>
-      </w:r>
-      <w:r>
-        <w:rPr>
-          <w:rStyle w:val="CharTok"/>
-        </w:rPr>
-        <w:t xml:space="preserve">\"</w:t>
-      </w:r>
-      <w:r>
-        <w:rPr>
-          <w:rStyle w:val="StringTok"/>
-        </w:rPr>
-        <w:t xml:space="preserve">) or </w:t>
-      </w:r>
-      <w:r>
-        <w:rPr>
-          <w:rStyle w:val="CharTok"/>
-        </w:rPr>
-        <w:t xml:space="preserve">\"\"</w:t>
-      </w:r>
-      <w:r>
-        <w:rPr>
-          <w:rStyle w:val="StringTok"/>
-        </w:rPr>
-        <w:t xml:space="preserve">).strip() != </w:t>
-      </w:r>
-      <w:r>
-        <w:rPr>
-          <w:rStyle w:val="CharTok"/>
-        </w:rPr>
-        <w:t xml:space="preserve">\"\"</w:t>
-      </w:r>
-      <w:r>
-        <w:rPr>
-          <w:rStyle w:val="StringTok"/>
-        </w:rPr>
-        <w:t xml:space="preserve">"</w:t>
-      </w:r>
-      <w:r>
-        <w:rPr>
-          <w:rStyle w:val="FunctionTok"/>
-        </w:rPr>
-        <w:t xml:space="preserve">}</w:t>
-      </w:r>
-      <w:r>
-        <w:br/>
-      </w:r>
-      <w:r>
-        <w:rPr>
-          <w:rStyle w:val="FunctionTok"/>
-        </w:rPr>
-        <w:t xml:space="preserve">{</w:t>
-      </w:r>
-      <w:r>
-        <w:rPr>
-          <w:rStyle w:val="DataTypeTok"/>
-        </w:rPr>
-        <w:t xml:space="preserve">"row_filter_lambda"</w:t>
-      </w:r>
-      <w:r>
-        <w:rPr>
-          <w:rStyle w:val="FunctionTok"/>
-        </w:rPr>
-        <w:t xml:space="preserve">:</w:t>
-      </w:r>
-      <w:r>
-        <w:rPr>
-          <w:rStyle w:val="StringTok"/>
-        </w:rPr>
-        <w:t xml:space="preserve">"lambda rows: not upd_rows_seen(</w:t>
-      </w:r>
-      <w:r>
-        <w:rPr>
-          <w:rStyle w:val="CharTok"/>
-        </w:rPr>
-        <w:t xml:space="preserve">\"</w:t>
-      </w:r>
-      <w:r>
-        <w:rPr>
-          <w:rStyle w:val="StringTok"/>
-        </w:rPr>
-        <w:t xml:space="preserve">ИНН</w:t>
-      </w:r>
-      <w:r>
-        <w:rPr>
-          <w:rStyle w:val="CharTok"/>
-        </w:rPr>
-        <w:t xml:space="preserve">\"</w:t>
-      </w:r>
-      <w:r>
-        <w:rPr>
-          <w:rStyle w:val="StringTok"/>
-        </w:rPr>
-        <w:t xml:space="preserve">, rows(</w:t>
-      </w:r>
-      <w:r>
-        <w:rPr>
-          <w:rStyle w:val="CharTok"/>
-        </w:rPr>
-        <w:t xml:space="preserve">\"</w:t>
-      </w:r>
-      <w:r>
-        <w:rPr>
-          <w:rStyle w:val="StringTok"/>
-        </w:rPr>
-        <w:t xml:space="preserve">ИНН</w:t>
-      </w:r>
-      <w:r>
-        <w:rPr>
-          <w:rStyle w:val="CharTok"/>
-        </w:rPr>
-        <w:t xml:space="preserve">\"</w:t>
-      </w:r>
-      <w:r>
-        <w:rPr>
-          <w:rStyle w:val="StringTok"/>
-        </w:rPr>
-        <w:t xml:space="preserve">))"</w:t>
-      </w:r>
-      <w:r>
-        <w:rPr>
-          <w:rStyle w:val="FunctionTok"/>
-        </w:rPr>
-        <w:t xml:space="preserve">}</w:t>
-      </w:r>
-      <w:r>
-        <w:br/>
-      </w:r>
-      <w:r>
-        <w:rPr>
-          <w:rStyle w:val="FunctionTok"/>
-        </w:rPr>
-        <w:t xml:space="preserve">{</w:t>
-      </w:r>
-      <w:r>
-        <w:rPr>
-          <w:rStyle w:val="DataTypeTok"/>
-        </w:rPr>
-        <w:t xml:space="preserve">"match_expr"</w:t>
-      </w:r>
-      <w:r>
-        <w:rPr>
-          <w:rStyle w:val="FunctionTok"/>
-        </w:rPr>
-        <w:t xml:space="preserve">:</w:t>
-      </w:r>
-      <w:r>
-        <w:rPr>
-          <w:rStyle w:val="StringTok"/>
-        </w:rPr>
-        <w:t xml:space="preserve">"lambda rows: idx == 0 or text != upd_rows(</w:t>
-      </w:r>
-      <w:r>
-        <w:rPr>
-          <w:rStyle w:val="CharTok"/>
-        </w:rPr>
-        <w:t xml:space="preserve">\"</w:t>
-      </w:r>
-      <w:r>
-        <w:rPr>
-          <w:rStyle w:val="StringTok"/>
-        </w:rPr>
-        <w:t xml:space="preserve">Комментарий</w:t>
-      </w:r>
-      <w:r>
-        <w:rPr>
-          <w:rStyle w:val="CharTok"/>
-        </w:rPr>
-        <w:t xml:space="preserve">\"</w:t>
-      </w:r>
-      <w:r>
-        <w:rPr>
-          <w:rStyle w:val="StringTok"/>
-        </w:rPr>
-        <w:t xml:space="preserve">)"</w:t>
-      </w:r>
-      <w:r>
-        <w:rPr>
-          <w:rStyle w:val="FunctionTok"/>
-        </w:rPr>
-        <w:t xml:space="preserve">}</w:t>
-      </w:r>
-      <w:r>
-        <w:br/>
-      </w:r>
-      <w:r>
-        <w:rPr>
-          <w:rStyle w:val="FunctionTok"/>
-        </w:rPr>
-        <w:t xml:space="preserve">{</w:t>
-      </w:r>
-      <w:r>
-        <w:rPr>
-          <w:rStyle w:val="DataTypeTok"/>
-        </w:rPr>
-        <w:t xml:space="preserve">"fn"</w:t>
-      </w:r>
-      <w:r>
-        <w:rPr>
-          <w:rStyle w:val="FunctionTok"/>
-        </w:rPr>
-        <w:t xml:space="preserve">:</w:t>
-      </w:r>
-      <w:r>
-        <w:rPr>
-          <w:rStyle w:val="StringTok"/>
-        </w:rPr>
-        <w:t xml:space="preserve">"столбец_по_лямбде"</w:t>
-      </w:r>
-      <w:r>
-        <w:rPr>
-          <w:rStyle w:val="FunctionTok"/>
-        </w:rPr>
-        <w:t xml:space="preserve">,</w:t>
-      </w:r>
-      <w:r>
-        <w:rPr>
-          <w:rStyle w:val="DataTypeTok"/>
-        </w:rPr>
-        <w:t xml:space="preserve">"new_column"</w:t>
-      </w:r>
-      <w:r>
-        <w:rPr>
-          <w:rStyle w:val="FunctionTok"/>
-        </w:rPr>
-        <w:t xml:space="preserve">:</w:t>
-      </w:r>
-      <w:r>
-        <w:rPr>
-          <w:rStyle w:val="StringTok"/>
-        </w:rPr>
-        <w:t xml:space="preserve">"Первый_ИНН"</w:t>
-      </w:r>
-      <w:r>
-        <w:rPr>
-          <w:rStyle w:val="FunctionTok"/>
-        </w:rPr>
-        <w:t xml:space="preserve">,</w:t>
-      </w:r>
-      <w:r>
-        <w:rPr>
-          <w:rStyle w:val="DataTypeTok"/>
-        </w:rPr>
-        <w:t xml:space="preserve">"expr"</w:t>
-      </w:r>
-      <w:r>
-        <w:rPr>
-          <w:rStyle w:val="FunctionTok"/>
-        </w:rPr>
-        <w:t xml:space="preserve">:</w:t>
-      </w:r>
-      <w:r>
-        <w:rPr>
-          <w:rStyle w:val="StringTok"/>
-        </w:rPr>
-        <w:t xml:space="preserve">"lambda rows: rows(</w:t>
-      </w:r>
-      <w:r>
-        <w:rPr>
-          <w:rStyle w:val="CharTok"/>
-        </w:rPr>
-        <w:t xml:space="preserve">\"</w:t>
-      </w:r>
-      <w:r>
-        <w:rPr>
-          <w:rStyle w:val="StringTok"/>
-        </w:rPr>
-        <w:t xml:space="preserve">ИНН</w:t>
-      </w:r>
-      <w:r>
-        <w:rPr>
-          <w:rStyle w:val="CharTok"/>
-        </w:rPr>
-        <w:t xml:space="preserve">\"</w:t>
-      </w:r>
-      <w:r>
-        <w:rPr>
-          <w:rStyle w:val="StringTok"/>
-        </w:rPr>
-        <w:t xml:space="preserve">) if not upd_rows_seen(</w:t>
-      </w:r>
-      <w:r>
-        <w:rPr>
-          <w:rStyle w:val="CharTok"/>
-        </w:rPr>
-        <w:t xml:space="preserve">\"</w:t>
-      </w:r>
-      <w:r>
-        <w:rPr>
-          <w:rStyle w:val="StringTok"/>
-        </w:rPr>
-        <w:t xml:space="preserve">ИНН</w:t>
-      </w:r>
-      <w:r>
-        <w:rPr>
-          <w:rStyle w:val="CharTok"/>
-        </w:rPr>
-        <w:t xml:space="preserve">\"</w:t>
-      </w:r>
-      <w:r>
-        <w:rPr>
-          <w:rStyle w:val="StringTok"/>
-        </w:rPr>
-        <w:t xml:space="preserve">, rows(</w:t>
-      </w:r>
-      <w:r>
-        <w:rPr>
-          <w:rStyle w:val="CharTok"/>
-        </w:rPr>
-        <w:t xml:space="preserve">\"</w:t>
-      </w:r>
-      <w:r>
-        <w:rPr>
-          <w:rStyle w:val="StringTok"/>
-        </w:rPr>
-        <w:t xml:space="preserve">ИНН</w:t>
-      </w:r>
-      <w:r>
-        <w:rPr>
-          <w:rStyle w:val="CharTok"/>
-        </w:rPr>
-        <w:t xml:space="preserve">\"</w:t>
-      </w:r>
-      <w:r>
-        <w:rPr>
-          <w:rStyle w:val="StringTok"/>
-        </w:rPr>
-        <w:t xml:space="preserve">)) else </w:t>
-      </w:r>
-      <w:r>
-        <w:rPr>
-          <w:rStyle w:val="CharTok"/>
-        </w:rPr>
-        <w:t xml:space="preserve">\"\"</w:t>
-      </w:r>
-      <w:r>
-        <w:rPr>
-          <w:rStyle w:val="StringTok"/>
-        </w:rPr>
-        <w:t xml:space="preserve">"</w:t>
-      </w:r>
-      <w:r>
-        <w:rPr>
-          <w:rStyle w:val="FunctionTok"/>
-        </w:rPr>
-        <w:t xml:space="preserve">,</w:t>
-      </w:r>
-      <w:r>
-        <w:rPr>
-          <w:rStyle w:val="DataTypeTok"/>
-        </w:rPr>
-        <w:t xml:space="preserve">"position"</w:t>
-      </w:r>
-      <w:r>
-        <w:rPr>
-          <w:rStyle w:val="FunctionTok"/>
-        </w:rPr>
-        <w:t xml:space="preserve">:</w:t>
-      </w:r>
-      <w:r>
-        <w:rPr>
-          <w:rStyle w:val="StringTok"/>
-        </w:rPr>
-        <w:t xml:space="preserve">"_конец_"</w:t>
-      </w:r>
-      <w:r>
-        <w:rPr>
-          <w:rStyle w:val="FunctionTok"/>
-        </w:rPr>
-        <w:t xml:space="preserve">,</w:t>
-      </w:r>
-      <w:r>
-        <w:rPr>
-          <w:rStyle w:val="DataTypeTok"/>
-        </w:rPr>
-        <w:t xml:space="preserve">"on_error"</w:t>
-      </w:r>
-      <w:r>
-        <w:rPr>
-          <w:rStyle w:val="FunctionTok"/>
-        </w:rPr>
-        <w:t xml:space="preserve">:</w:t>
-      </w:r>
-      <w:r>
-        <w:rPr>
-          <w:rStyle w:val="StringTok"/>
-        </w:rPr>
-        <w:t xml:space="preserve">"empty"</w:t>
-      </w:r>
-      <w:r>
-        <w:rPr>
-          <w:rStyle w:val="FunctionTok"/>
-        </w:rPr>
-        <w:t xml:space="preserve">,</w:t>
-      </w:r>
-      <w:r>
-        <w:rPr>
-          <w:rStyle w:val="DataTypeTok"/>
-        </w:rPr>
-        <w:t xml:space="preserve">"result_type"</w:t>
-      </w:r>
-      <w:r>
-        <w:rPr>
-          <w:rStyle w:val="FunctionTok"/>
-        </w:rPr>
-        <w:t xml:space="preserve">:</w:t>
-      </w:r>
-      <w:r>
-        <w:rPr>
-          <w:rStyle w:val="StringTok"/>
-        </w:rPr>
-        <w:t xml:space="preserve">"auto"</w:t>
-      </w:r>
-      <w:r>
-        <w:rPr>
-          <w:rStyle w:val="FunctionTok"/>
-        </w:rPr>
-        <w:t xml:space="preserve">,</w:t>
-      </w:r>
-      <w:r>
-        <w:rPr>
-          <w:rStyle w:val="DataTypeTok"/>
-        </w:rPr>
-        <w:t xml:space="preserve">"output_policy"</w:t>
-      </w:r>
-      <w:r>
-        <w:rPr>
-          <w:rStyle w:val="FunctionTok"/>
-        </w:rPr>
-        <w:t xml:space="preserve">:</w:t>
-      </w:r>
-      <w:r>
-        <w:rPr>
-          <w:rStyle w:val="StringTok"/>
-        </w:rPr>
-        <w:t xml:space="preserve">"new"</w:t>
-      </w:r>
-      <w:r>
-        <w:rPr>
-          <w:rStyle w:val="FunctionTok"/>
-        </w:rPr>
-        <w:t xml:space="preserve">}</w:t>
-      </w:r>
-    </w:p>
-    <w:p>
-      <w:pPr>
-        <w:pStyle w:val="FirstParagraph"/>
-      </w:pPr>
-      <w:r>
-        <w:t xml:space="preserve">Для</w:t>
-      </w:r>
-      <w:r>
-        <w:t xml:space="preserve"> </w:t>
-      </w:r>
-      <w:r>
-        <w:rPr>
-          <w:rStyle w:val="VerbatimChar"/>
-        </w:rPr>
-        <w:t xml:space="preserve">столбец_по_лямбде</w:t>
-      </w:r>
-      <w:r>
-        <w:t xml:space="preserve">:</w:t>
+        <w:t xml:space="preserve">Для строковых лямбд стандартный sugar:</w:t>
       </w:r>
     </w:p>
     <w:p>
@@ -8564,25 +8070,13 @@
         <w:rPr>
           <w:rStyle w:val="VerbatimChar"/>
         </w:rPr>
-        <w:t xml:space="preserve">expr</w:t>
-      </w:r>
-      <w:r>
-        <w:t xml:space="preserve"> </w:t>
-      </w:r>
-      <w:r>
-        <w:t xml:space="preserve">— обязательная лямбда</w:t>
-      </w:r>
-      <w:r>
-        <w:t xml:space="preserve"> </w:t>
-      </w:r>
-      <w:r>
-        <w:rPr>
-          <w:rStyle w:val="VerbatimChar"/>
-        </w:rPr>
-        <w:t xml:space="preserve">lambda rows: ...</w:t>
-      </w:r>
-      <w:r>
-        <w:t xml:space="preserve">, возвращает значение новой/целевой ячейки;</w:t>
+        <w:t xml:space="preserve">rows("Колонка")</w:t>
+      </w:r>
+      <w:r>
+        <w:t xml:space="preserve"> </w:t>
+      </w:r>
+      <w:r>
+        <w:t xml:space="preserve">— текущая строка;</w:t>
       </w:r>
     </w:p>
     <w:p>
@@ -8597,25 +8091,13 @@
         <w:rPr>
           <w:rStyle w:val="VerbatimChar"/>
         </w:rPr>
-        <w:t xml:space="preserve">new_column_expr</w:t>
-      </w:r>
-      <w:r>
-        <w:t xml:space="preserve"> </w:t>
-      </w:r>
-      <w:r>
-        <w:t xml:space="preserve">— опциональная лямбда</w:t>
-      </w:r>
-      <w:r>
-        <w:t xml:space="preserve"> </w:t>
-      </w:r>
-      <w:r>
-        <w:rPr>
-          <w:rStyle w:val="VerbatimChar"/>
-        </w:rPr>
-        <w:t xml:space="preserve">lambda sheet, headers: ...</w:t>
-      </w:r>
-      <w:r>
-        <w:t xml:space="preserve">, вычисляет заголовок;</w:t>
+        <w:t xml:space="preserve">rows("Колонка")[-1]</w:t>
+      </w:r>
+      <w:r>
+        <w:t xml:space="preserve"> </w:t>
+      </w:r>
+      <w:r>
+        <w:t xml:space="preserve">— предыдущая строка листа;</w:t>
       </w:r>
     </w:p>
     <w:p>
@@ -8630,25 +8112,13 @@
         <w:rPr>
           <w:rStyle w:val="VerbatimChar"/>
         </w:rPr>
-        <w:t xml:space="preserve">sheet_expr</w:t>
-      </w:r>
-      <w:r>
-        <w:t xml:space="preserve"> </w:t>
-      </w:r>
-      <w:r>
-        <w:t xml:space="preserve">— опциональная лямбда</w:t>
-      </w:r>
-      <w:r>
-        <w:t xml:space="preserve"> </w:t>
-      </w:r>
-      <w:r>
-        <w:rPr>
-          <w:rStyle w:val="VerbatimChar"/>
-        </w:rPr>
-        <w:t xml:space="preserve">lambda sheets: ...</w:t>
-      </w:r>
-      <w:r>
-        <w:t xml:space="preserve">, выбирает один или несколько листов;</w:t>
+        <w:t xml:space="preserve">upd_rows("Колонка")</w:t>
+      </w:r>
+      <w:r>
+        <w:t xml:space="preserve"> </w:t>
+      </w:r>
+      <w:r>
+        <w:t xml:space="preserve">— последняя уже обработанная строка выше;</w:t>
       </w:r>
     </w:p>
     <w:p>
@@ -8663,49 +8133,13 @@
         <w:rPr>
           <w:rStyle w:val="VerbatimChar"/>
         </w:rPr>
-        <w:t xml:space="preserve">on_error</w:t>
-      </w:r>
-      <w:r>
-        <w:t xml:space="preserve"> </w:t>
-      </w:r>
-      <w:r>
-        <w:t xml:space="preserve">— что делать при ошибке в строке:</w:t>
-      </w:r>
-      <w:r>
-        <w:t xml:space="preserve"> </w:t>
-      </w:r>
-      <w:r>
-        <w:rPr>
-          <w:rStyle w:val="VerbatimChar"/>
-        </w:rPr>
-        <w:t xml:space="preserve">empty</w:t>
-      </w:r>
-      <w:r>
-        <w:t xml:space="preserve">,</w:t>
-      </w:r>
-      <w:r>
-        <w:t xml:space="preserve"> </w:t>
-      </w:r>
-      <w:r>
-        <w:rPr>
-          <w:rStyle w:val="VerbatimChar"/>
-        </w:rPr>
-        <w:t xml:space="preserve">keep</w:t>
-      </w:r>
-      <w:r>
-        <w:t xml:space="preserve">,</w:t>
-      </w:r>
-      <w:r>
-        <w:t xml:space="preserve"> </w:t>
-      </w:r>
-      <w:r>
-        <w:rPr>
-          <w:rStyle w:val="VerbatimChar"/>
-        </w:rPr>
-        <w:t xml:space="preserve">fail</w:t>
-      </w:r>
-      <w:r>
-        <w:t xml:space="preserve">;</w:t>
+        <w:t xml:space="preserve">upd_rows_seen("Колонка", value)</w:t>
+      </w:r>
+      <w:r>
+        <w:t xml:space="preserve"> </w:t>
+      </w:r>
+      <w:r>
+        <w:t xml:space="preserve">— было ли такое значение выше;</w:t>
       </w:r>
     </w:p>
     <w:p>
@@ -8720,22 +8154,7 @@
         <w:rPr>
           <w:rStyle w:val="VerbatimChar"/>
         </w:rPr>
-        <w:t xml:space="preserve">result_type</w:t>
-      </w:r>
-      <w:r>
-        <w:t xml:space="preserve"> </w:t>
-      </w:r>
-      <w:r>
-        <w:t xml:space="preserve">— приведение результата:</w:t>
-      </w:r>
-      <w:r>
-        <w:t xml:space="preserve"> </w:t>
-      </w:r>
-      <w:r>
-        <w:rPr>
-          <w:rStyle w:val="VerbatimChar"/>
-        </w:rPr>
-        <w:t xml:space="preserve">auto</w:t>
+        <w:t xml:space="preserve">upd_rows_count("Колонка", value)</w:t>
       </w:r>
       <w:r>
         <w:t xml:space="preserve">,</w:t>
@@ -8747,22 +8166,523 @@
         <w:rPr>
           <w:rStyle w:val="VerbatimChar"/>
         </w:rPr>
-        <w:t xml:space="preserve">text</w:t>
-      </w:r>
-      <w:r>
+        <w:t xml:space="preserve">upd_rows_len()</w:t>
+      </w:r>
+      <w:r>
+        <w:t xml:space="preserve"> </w:t>
+      </w:r>
+      <w:r>
+        <w:t xml:space="preserve">— статистика по уже обработанным строкам.</w:t>
+      </w:r>
+    </w:p>
+    <w:p>
+      <w:pPr>
+        <w:pStyle w:val="FirstParagraph"/>
+      </w:pPr>
+      <w:r>
+        <w:t xml:space="preserve">Примеры:</w:t>
+      </w:r>
+    </w:p>
+    <w:p>
+      <w:pPr>
+        <w:pStyle w:val="SourceCode"/>
+      </w:pPr>
+      <w:r>
+        <w:rPr>
+          <w:rStyle w:val="FunctionTok"/>
+        </w:rPr>
+        <w:t xml:space="preserve">{</w:t>
+      </w:r>
+      <w:r>
+        <w:rPr>
+          <w:rStyle w:val="DataTypeTok"/>
+        </w:rPr>
+        <w:t xml:space="preserve">"row_filter"</w:t>
+      </w:r>
+      <w:r>
+        <w:rPr>
+          <w:rStyle w:val="FunctionTok"/>
+        </w:rPr>
+        <w:t xml:space="preserve">:</w:t>
+      </w:r>
+      <w:r>
+        <w:rPr>
+          <w:rStyle w:val="StringTok"/>
+        </w:rPr>
+        <w:t xml:space="preserve">"lambda rows: str(rows(</w:t>
+      </w:r>
+      <w:r>
+        <w:rPr>
+          <w:rStyle w:val="CharTok"/>
+        </w:rPr>
+        <w:t xml:space="preserve">\"</w:t>
+      </w:r>
+      <w:r>
+        <w:rPr>
+          <w:rStyle w:val="StringTok"/>
+        </w:rPr>
+        <w:t xml:space="preserve">Отдел</w:t>
+      </w:r>
+      <w:r>
+        <w:rPr>
+          <w:rStyle w:val="CharTok"/>
+        </w:rPr>
+        <w:t xml:space="preserve">\"</w:t>
+      </w:r>
+      <w:r>
+        <w:rPr>
+          <w:rStyle w:val="StringTok"/>
+        </w:rPr>
+        <w:t xml:space="preserve">) or </w:t>
+      </w:r>
+      <w:r>
+        <w:rPr>
+          <w:rStyle w:val="CharTok"/>
+        </w:rPr>
+        <w:t xml:space="preserve">\"\"</w:t>
+      </w:r>
+      <w:r>
+        <w:rPr>
+          <w:rStyle w:val="StringTok"/>
+        </w:rPr>
+        <w:t xml:space="preserve">).strip() != </w:t>
+      </w:r>
+      <w:r>
+        <w:rPr>
+          <w:rStyle w:val="CharTok"/>
+        </w:rPr>
+        <w:t xml:space="preserve">\"\"</w:t>
+      </w:r>
+      <w:r>
+        <w:rPr>
+          <w:rStyle w:val="StringTok"/>
+        </w:rPr>
+        <w:t xml:space="preserve">"</w:t>
+      </w:r>
+      <w:r>
+        <w:rPr>
+          <w:rStyle w:val="FunctionTok"/>
+        </w:rPr>
+        <w:t xml:space="preserve">}</w:t>
+      </w:r>
+      <w:r>
+        <w:br/>
+      </w:r>
+      <w:r>
+        <w:rPr>
+          <w:rStyle w:val="FunctionTok"/>
+        </w:rPr>
+        <w:t xml:space="preserve">{</w:t>
+      </w:r>
+      <w:r>
+        <w:rPr>
+          <w:rStyle w:val="DataTypeTok"/>
+        </w:rPr>
+        <w:t xml:space="preserve">"row_filter_lambda"</w:t>
+      </w:r>
+      <w:r>
+        <w:rPr>
+          <w:rStyle w:val="FunctionTok"/>
+        </w:rPr>
+        <w:t xml:space="preserve">:</w:t>
+      </w:r>
+      <w:r>
+        <w:rPr>
+          <w:rStyle w:val="StringTok"/>
+        </w:rPr>
+        <w:t xml:space="preserve">"lambda rows: not upd_rows_seen(</w:t>
+      </w:r>
+      <w:r>
+        <w:rPr>
+          <w:rStyle w:val="CharTok"/>
+        </w:rPr>
+        <w:t xml:space="preserve">\"</w:t>
+      </w:r>
+      <w:r>
+        <w:rPr>
+          <w:rStyle w:val="StringTok"/>
+        </w:rPr>
+        <w:t xml:space="preserve">ИНН</w:t>
+      </w:r>
+      <w:r>
+        <w:rPr>
+          <w:rStyle w:val="CharTok"/>
+        </w:rPr>
+        <w:t xml:space="preserve">\"</w:t>
+      </w:r>
+      <w:r>
+        <w:rPr>
+          <w:rStyle w:val="StringTok"/>
+        </w:rPr>
+        <w:t xml:space="preserve">, rows(</w:t>
+      </w:r>
+      <w:r>
+        <w:rPr>
+          <w:rStyle w:val="CharTok"/>
+        </w:rPr>
+        <w:t xml:space="preserve">\"</w:t>
+      </w:r>
+      <w:r>
+        <w:rPr>
+          <w:rStyle w:val="StringTok"/>
+        </w:rPr>
+        <w:t xml:space="preserve">ИНН</w:t>
+      </w:r>
+      <w:r>
+        <w:rPr>
+          <w:rStyle w:val="CharTok"/>
+        </w:rPr>
+        <w:t xml:space="preserve">\"</w:t>
+      </w:r>
+      <w:r>
+        <w:rPr>
+          <w:rStyle w:val="StringTok"/>
+        </w:rPr>
+        <w:t xml:space="preserve">))"</w:t>
+      </w:r>
+      <w:r>
+        <w:rPr>
+          <w:rStyle w:val="FunctionTok"/>
+        </w:rPr>
+        <w:t xml:space="preserve">}</w:t>
+      </w:r>
+      <w:r>
+        <w:br/>
+      </w:r>
+      <w:r>
+        <w:rPr>
+          <w:rStyle w:val="FunctionTok"/>
+        </w:rPr>
+        <w:t xml:space="preserve">{</w:t>
+      </w:r>
+      <w:r>
+        <w:rPr>
+          <w:rStyle w:val="DataTypeTok"/>
+        </w:rPr>
+        <w:t xml:space="preserve">"match_expr"</w:t>
+      </w:r>
+      <w:r>
+        <w:rPr>
+          <w:rStyle w:val="FunctionTok"/>
+        </w:rPr>
+        <w:t xml:space="preserve">:</w:t>
+      </w:r>
+      <w:r>
+        <w:rPr>
+          <w:rStyle w:val="StringTok"/>
+        </w:rPr>
+        <w:t xml:space="preserve">"lambda rows: idx == 0 or text != upd_rows(</w:t>
+      </w:r>
+      <w:r>
+        <w:rPr>
+          <w:rStyle w:val="CharTok"/>
+        </w:rPr>
+        <w:t xml:space="preserve">\"</w:t>
+      </w:r>
+      <w:r>
+        <w:rPr>
+          <w:rStyle w:val="StringTok"/>
+        </w:rPr>
+        <w:t xml:space="preserve">Комментарий</w:t>
+      </w:r>
+      <w:r>
+        <w:rPr>
+          <w:rStyle w:val="CharTok"/>
+        </w:rPr>
+        <w:t xml:space="preserve">\"</w:t>
+      </w:r>
+      <w:r>
+        <w:rPr>
+          <w:rStyle w:val="StringTok"/>
+        </w:rPr>
+        <w:t xml:space="preserve">)"</w:t>
+      </w:r>
+      <w:r>
+        <w:rPr>
+          <w:rStyle w:val="FunctionTok"/>
+        </w:rPr>
+        <w:t xml:space="preserve">}</w:t>
+      </w:r>
+      <w:r>
+        <w:br/>
+      </w:r>
+      <w:r>
+        <w:rPr>
+          <w:rStyle w:val="FunctionTok"/>
+        </w:rPr>
+        <w:t xml:space="preserve">{</w:t>
+      </w:r>
+      <w:r>
+        <w:rPr>
+          <w:rStyle w:val="DataTypeTok"/>
+        </w:rPr>
+        <w:t xml:space="preserve">"fn"</w:t>
+      </w:r>
+      <w:r>
+        <w:rPr>
+          <w:rStyle w:val="FunctionTok"/>
+        </w:rPr>
+        <w:t xml:space="preserve">:</w:t>
+      </w:r>
+      <w:r>
+        <w:rPr>
+          <w:rStyle w:val="StringTok"/>
+        </w:rPr>
+        <w:t xml:space="preserve">"столбец_по_лямбде"</w:t>
+      </w:r>
+      <w:r>
+        <w:rPr>
+          <w:rStyle w:val="FunctionTok"/>
+        </w:rPr>
         <w:t xml:space="preserve">,</w:t>
       </w:r>
       <w:r>
-        <w:t xml:space="preserve"> </w:t>
-      </w:r>
-      <w:r>
-        <w:rPr>
-          <w:rStyle w:val="VerbatimChar"/>
-        </w:rPr>
-        <w:t xml:space="preserve">number</w:t>
-      </w:r>
-      <w:r>
-        <w:t xml:space="preserve">;</w:t>
+        <w:rPr>
+          <w:rStyle w:val="DataTypeTok"/>
+        </w:rPr>
+        <w:t xml:space="preserve">"new_column"</w:t>
+      </w:r>
+      <w:r>
+        <w:rPr>
+          <w:rStyle w:val="FunctionTok"/>
+        </w:rPr>
+        <w:t xml:space="preserve">:</w:t>
+      </w:r>
+      <w:r>
+        <w:rPr>
+          <w:rStyle w:val="StringTok"/>
+        </w:rPr>
+        <w:t xml:space="preserve">"Первый_ИНН"</w:t>
+      </w:r>
+      <w:r>
+        <w:rPr>
+          <w:rStyle w:val="FunctionTok"/>
+        </w:rPr>
+        <w:t xml:space="preserve">,</w:t>
+      </w:r>
+      <w:r>
+        <w:rPr>
+          <w:rStyle w:val="DataTypeTok"/>
+        </w:rPr>
+        <w:t xml:space="preserve">"expr"</w:t>
+      </w:r>
+      <w:r>
+        <w:rPr>
+          <w:rStyle w:val="FunctionTok"/>
+        </w:rPr>
+        <w:t xml:space="preserve">:</w:t>
+      </w:r>
+      <w:r>
+        <w:rPr>
+          <w:rStyle w:val="StringTok"/>
+        </w:rPr>
+        <w:t xml:space="preserve">"lambda rows: rows(</w:t>
+      </w:r>
+      <w:r>
+        <w:rPr>
+          <w:rStyle w:val="CharTok"/>
+        </w:rPr>
+        <w:t xml:space="preserve">\"</w:t>
+      </w:r>
+      <w:r>
+        <w:rPr>
+          <w:rStyle w:val="StringTok"/>
+        </w:rPr>
+        <w:t xml:space="preserve">ИНН</w:t>
+      </w:r>
+      <w:r>
+        <w:rPr>
+          <w:rStyle w:val="CharTok"/>
+        </w:rPr>
+        <w:t xml:space="preserve">\"</w:t>
+      </w:r>
+      <w:r>
+        <w:rPr>
+          <w:rStyle w:val="StringTok"/>
+        </w:rPr>
+        <w:t xml:space="preserve">) if not upd_rows_seen(</w:t>
+      </w:r>
+      <w:r>
+        <w:rPr>
+          <w:rStyle w:val="CharTok"/>
+        </w:rPr>
+        <w:t xml:space="preserve">\"</w:t>
+      </w:r>
+      <w:r>
+        <w:rPr>
+          <w:rStyle w:val="StringTok"/>
+        </w:rPr>
+        <w:t xml:space="preserve">ИНН</w:t>
+      </w:r>
+      <w:r>
+        <w:rPr>
+          <w:rStyle w:val="CharTok"/>
+        </w:rPr>
+        <w:t xml:space="preserve">\"</w:t>
+      </w:r>
+      <w:r>
+        <w:rPr>
+          <w:rStyle w:val="StringTok"/>
+        </w:rPr>
+        <w:t xml:space="preserve">, rows(</w:t>
+      </w:r>
+      <w:r>
+        <w:rPr>
+          <w:rStyle w:val="CharTok"/>
+        </w:rPr>
+        <w:t xml:space="preserve">\"</w:t>
+      </w:r>
+      <w:r>
+        <w:rPr>
+          <w:rStyle w:val="StringTok"/>
+        </w:rPr>
+        <w:t xml:space="preserve">ИНН</w:t>
+      </w:r>
+      <w:r>
+        <w:rPr>
+          <w:rStyle w:val="CharTok"/>
+        </w:rPr>
+        <w:t xml:space="preserve">\"</w:t>
+      </w:r>
+      <w:r>
+        <w:rPr>
+          <w:rStyle w:val="StringTok"/>
+        </w:rPr>
+        <w:t xml:space="preserve">)) else </w:t>
+      </w:r>
+      <w:r>
+        <w:rPr>
+          <w:rStyle w:val="CharTok"/>
+        </w:rPr>
+        <w:t xml:space="preserve">\"\"</w:t>
+      </w:r>
+      <w:r>
+        <w:rPr>
+          <w:rStyle w:val="StringTok"/>
+        </w:rPr>
+        <w:t xml:space="preserve">"</w:t>
+      </w:r>
+      <w:r>
+        <w:rPr>
+          <w:rStyle w:val="FunctionTok"/>
+        </w:rPr>
+        <w:t xml:space="preserve">,</w:t>
+      </w:r>
+      <w:r>
+        <w:rPr>
+          <w:rStyle w:val="DataTypeTok"/>
+        </w:rPr>
+        <w:t xml:space="preserve">"position"</w:t>
+      </w:r>
+      <w:r>
+        <w:rPr>
+          <w:rStyle w:val="FunctionTok"/>
+        </w:rPr>
+        <w:t xml:space="preserve">:</w:t>
+      </w:r>
+      <w:r>
+        <w:rPr>
+          <w:rStyle w:val="StringTok"/>
+        </w:rPr>
+        <w:t xml:space="preserve">"_конец_"</w:t>
+      </w:r>
+      <w:r>
+        <w:rPr>
+          <w:rStyle w:val="FunctionTok"/>
+        </w:rPr>
+        <w:t xml:space="preserve">,</w:t>
+      </w:r>
+      <w:r>
+        <w:rPr>
+          <w:rStyle w:val="DataTypeTok"/>
+        </w:rPr>
+        <w:t xml:space="preserve">"on_error"</w:t>
+      </w:r>
+      <w:r>
+        <w:rPr>
+          <w:rStyle w:val="FunctionTok"/>
+        </w:rPr>
+        <w:t xml:space="preserve">:</w:t>
+      </w:r>
+      <w:r>
+        <w:rPr>
+          <w:rStyle w:val="StringTok"/>
+        </w:rPr>
+        <w:t xml:space="preserve">"empty"</w:t>
+      </w:r>
+      <w:r>
+        <w:rPr>
+          <w:rStyle w:val="FunctionTok"/>
+        </w:rPr>
+        <w:t xml:space="preserve">,</w:t>
+      </w:r>
+      <w:r>
+        <w:rPr>
+          <w:rStyle w:val="DataTypeTok"/>
+        </w:rPr>
+        <w:t xml:space="preserve">"result_type"</w:t>
+      </w:r>
+      <w:r>
+        <w:rPr>
+          <w:rStyle w:val="FunctionTok"/>
+        </w:rPr>
+        <w:t xml:space="preserve">:</w:t>
+      </w:r>
+      <w:r>
+        <w:rPr>
+          <w:rStyle w:val="StringTok"/>
+        </w:rPr>
+        <w:t xml:space="preserve">"auto"</w:t>
+      </w:r>
+      <w:r>
+        <w:rPr>
+          <w:rStyle w:val="FunctionTok"/>
+        </w:rPr>
+        <w:t xml:space="preserve">,</w:t>
+      </w:r>
+      <w:r>
+        <w:rPr>
+          <w:rStyle w:val="DataTypeTok"/>
+        </w:rPr>
+        <w:t xml:space="preserve">"output_policy"</w:t>
+      </w:r>
+      <w:r>
+        <w:rPr>
+          <w:rStyle w:val="FunctionTok"/>
+        </w:rPr>
+        <w:t xml:space="preserve">:</w:t>
+      </w:r>
+      <w:r>
+        <w:rPr>
+          <w:rStyle w:val="StringTok"/>
+        </w:rPr>
+        <w:t xml:space="preserve">"new"</w:t>
+      </w:r>
+      <w:r>
+        <w:rPr>
+          <w:rStyle w:val="FunctionTok"/>
+        </w:rPr>
+        <w:t xml:space="preserve">}</w:t>
+      </w:r>
+    </w:p>
+    <w:p>
+      <w:pPr>
+        <w:pStyle w:val="FirstParagraph"/>
+      </w:pPr>
+      <w:r>
+        <w:t xml:space="preserve">Для</w:t>
+      </w:r>
+      <w:r>
+        <w:t xml:space="preserve"> </w:t>
+      </w:r>
+      <w:r>
+        <w:rPr>
+          <w:rStyle w:val="VerbatimChar"/>
+        </w:rPr>
+        <w:t xml:space="preserve">столбец_по_лямбде</w:t>
+      </w:r>
+      <w:r>
+        <w:t xml:space="preserve">:</w:t>
       </w:r>
     </w:p>
     <w:p>
@@ -8770,7 +8690,220 @@
         <w:pStyle w:val="Compact"/>
         <w:numPr>
           <w:ilvl w:val="0"/>
-          <w:numId w:val="1005"/>
+          <w:numId w:val="1006"/>
+        </w:numPr>
+      </w:pPr>
+      <w:r>
+        <w:rPr>
+          <w:rStyle w:val="VerbatimChar"/>
+        </w:rPr>
+        <w:t xml:space="preserve">expr</w:t>
+      </w:r>
+      <w:r>
+        <w:t xml:space="preserve"> </w:t>
+      </w:r>
+      <w:r>
+        <w:t xml:space="preserve">— обязательная лямбда</w:t>
+      </w:r>
+      <w:r>
+        <w:t xml:space="preserve"> </w:t>
+      </w:r>
+      <w:r>
+        <w:rPr>
+          <w:rStyle w:val="VerbatimChar"/>
+        </w:rPr>
+        <w:t xml:space="preserve">lambda rows: ...</w:t>
+      </w:r>
+      <w:r>
+        <w:t xml:space="preserve">, возвращает значение новой/целевой ячейки;</w:t>
+      </w:r>
+    </w:p>
+    <w:p>
+      <w:pPr>
+        <w:pStyle w:val="Compact"/>
+        <w:numPr>
+          <w:ilvl w:val="0"/>
+          <w:numId w:val="1006"/>
+        </w:numPr>
+      </w:pPr>
+      <w:r>
+        <w:rPr>
+          <w:rStyle w:val="VerbatimChar"/>
+        </w:rPr>
+        <w:t xml:space="preserve">new_column_expr</w:t>
+      </w:r>
+      <w:r>
+        <w:t xml:space="preserve"> </w:t>
+      </w:r>
+      <w:r>
+        <w:t xml:space="preserve">— опциональная лямбда</w:t>
+      </w:r>
+      <w:r>
+        <w:t xml:space="preserve"> </w:t>
+      </w:r>
+      <w:r>
+        <w:rPr>
+          <w:rStyle w:val="VerbatimChar"/>
+        </w:rPr>
+        <w:t xml:space="preserve">lambda sheet, headers: ...</w:t>
+      </w:r>
+      <w:r>
+        <w:t xml:space="preserve">, вычисляет заголовок;</w:t>
+      </w:r>
+    </w:p>
+    <w:p>
+      <w:pPr>
+        <w:pStyle w:val="Compact"/>
+        <w:numPr>
+          <w:ilvl w:val="0"/>
+          <w:numId w:val="1006"/>
+        </w:numPr>
+      </w:pPr>
+      <w:r>
+        <w:rPr>
+          <w:rStyle w:val="VerbatimChar"/>
+        </w:rPr>
+        <w:t xml:space="preserve">sheet_expr</w:t>
+      </w:r>
+      <w:r>
+        <w:t xml:space="preserve"> </w:t>
+      </w:r>
+      <w:r>
+        <w:t xml:space="preserve">— опциональная лямбда</w:t>
+      </w:r>
+      <w:r>
+        <w:t xml:space="preserve"> </w:t>
+      </w:r>
+      <w:r>
+        <w:rPr>
+          <w:rStyle w:val="VerbatimChar"/>
+        </w:rPr>
+        <w:t xml:space="preserve">lambda sheets: ...</w:t>
+      </w:r>
+      <w:r>
+        <w:t xml:space="preserve">, выбирает один или несколько листов;</w:t>
+      </w:r>
+    </w:p>
+    <w:p>
+      <w:pPr>
+        <w:pStyle w:val="Compact"/>
+        <w:numPr>
+          <w:ilvl w:val="0"/>
+          <w:numId w:val="1006"/>
+        </w:numPr>
+      </w:pPr>
+      <w:r>
+        <w:rPr>
+          <w:rStyle w:val="VerbatimChar"/>
+        </w:rPr>
+        <w:t xml:space="preserve">on_error</w:t>
+      </w:r>
+      <w:r>
+        <w:t xml:space="preserve"> </w:t>
+      </w:r>
+      <w:r>
+        <w:t xml:space="preserve">— что делать при ошибке в строке:</w:t>
+      </w:r>
+      <w:r>
+        <w:t xml:space="preserve"> </w:t>
+      </w:r>
+      <w:r>
+        <w:rPr>
+          <w:rStyle w:val="VerbatimChar"/>
+        </w:rPr>
+        <w:t xml:space="preserve">empty</w:t>
+      </w:r>
+      <w:r>
+        <w:t xml:space="preserve">,</w:t>
+      </w:r>
+      <w:r>
+        <w:t xml:space="preserve"> </w:t>
+      </w:r>
+      <w:r>
+        <w:rPr>
+          <w:rStyle w:val="VerbatimChar"/>
+        </w:rPr>
+        <w:t xml:space="preserve">keep</w:t>
+      </w:r>
+      <w:r>
+        <w:t xml:space="preserve">,</w:t>
+      </w:r>
+      <w:r>
+        <w:t xml:space="preserve"> </w:t>
+      </w:r>
+      <w:r>
+        <w:rPr>
+          <w:rStyle w:val="VerbatimChar"/>
+        </w:rPr>
+        <w:t xml:space="preserve">fail</w:t>
+      </w:r>
+      <w:r>
+        <w:t xml:space="preserve">;</w:t>
+      </w:r>
+    </w:p>
+    <w:p>
+      <w:pPr>
+        <w:pStyle w:val="Compact"/>
+        <w:numPr>
+          <w:ilvl w:val="0"/>
+          <w:numId w:val="1006"/>
+        </w:numPr>
+      </w:pPr>
+      <w:r>
+        <w:rPr>
+          <w:rStyle w:val="VerbatimChar"/>
+        </w:rPr>
+        <w:t xml:space="preserve">result_type</w:t>
+      </w:r>
+      <w:r>
+        <w:t xml:space="preserve"> </w:t>
+      </w:r>
+      <w:r>
+        <w:t xml:space="preserve">— приведение результата:</w:t>
+      </w:r>
+      <w:r>
+        <w:t xml:space="preserve"> </w:t>
+      </w:r>
+      <w:r>
+        <w:rPr>
+          <w:rStyle w:val="VerbatimChar"/>
+        </w:rPr>
+        <w:t xml:space="preserve">auto</w:t>
+      </w:r>
+      <w:r>
+        <w:t xml:space="preserve">,</w:t>
+      </w:r>
+      <w:r>
+        <w:t xml:space="preserve"> </w:t>
+      </w:r>
+      <w:r>
+        <w:rPr>
+          <w:rStyle w:val="VerbatimChar"/>
+        </w:rPr>
+        <w:t xml:space="preserve">text</w:t>
+      </w:r>
+      <w:r>
+        <w:t xml:space="preserve">,</w:t>
+      </w:r>
+      <w:r>
+        <w:t xml:space="preserve"> </w:t>
+      </w:r>
+      <w:r>
+        <w:rPr>
+          <w:rStyle w:val="VerbatimChar"/>
+        </w:rPr>
+        <w:t xml:space="preserve">number</w:t>
+      </w:r>
+      <w:r>
+        <w:t xml:space="preserve">;</w:t>
+      </w:r>
+    </w:p>
+    <w:p>
+      <w:pPr>
+        <w:pStyle w:val="Compact"/>
+        <w:numPr>
+          <w:ilvl w:val="0"/>
+          <w:numId w:val="1006"/>
         </w:numPr>
       </w:pPr>
       <w:r>
@@ -9243,8 +9376,8 @@
         <w:t xml:space="preserve">)</w:t>
       </w:r>
     </w:p>
-    <w:bookmarkEnd w:id="24"/>
-    <w:bookmarkStart w:id="25" w:name="X22c7f5b79a38d83294ea5a72a4f98015b82d6a6"/>
+    <w:bookmarkEnd w:id="25"/>
+    <w:bookmarkStart w:id="26" w:name="X22c7f5b79a38d83294ea5a72a4f98015b82d6a6"/>
     <w:p>
       <w:pPr>
         <w:pStyle w:val="Heading3"/>
@@ -9406,8 +9539,8 @@
         </w:tc>
       </w:tr>
     </w:tbl>
-    <w:bookmarkEnd w:id="25"/>
-    <w:bookmarkStart w:id="26" w:name="X82f11a1417a346a914821ba82962839156c5f2a"/>
+    <w:bookmarkEnd w:id="26"/>
+    <w:bookmarkStart w:id="27" w:name="X82f11a1417a346a914821ba82962839156c5f2a"/>
     <w:p>
       <w:pPr>
         <w:pStyle w:val="Heading3"/>
@@ -9577,8 +9710,8 @@
         </w:tc>
       </w:tr>
     </w:tbl>
-    <w:bookmarkEnd w:id="26"/>
-    <w:bookmarkStart w:id="27" w:name="X7a917d46b8323be2c388608565ea89210c2dd1f"/>
+    <w:bookmarkEnd w:id="27"/>
+    <w:bookmarkStart w:id="28" w:name="X7a917d46b8323be2c388608565ea89210c2dd1f"/>
     <w:p>
       <w:pPr>
         <w:pStyle w:val="Heading3"/>
@@ -9881,8 +10014,8 @@
         <w:t xml:space="preserve">.</w:t>
       </w:r>
     </w:p>
-    <w:bookmarkEnd w:id="27"/>
-    <w:bookmarkStart w:id="28" w:name="отображение_прогресса"/>
+    <w:bookmarkEnd w:id="28"/>
+    <w:bookmarkStart w:id="29" w:name="отображение_прогресса"/>
     <w:p>
       <w:pPr>
         <w:pStyle w:val="Heading3"/>
@@ -9993,9 +10126,9 @@
         </w:pict>
       </w:r>
     </w:p>
-    <w:bookmarkEnd w:id="28"/>
     <w:bookmarkEnd w:id="29"/>
-    <w:bookmarkStart w:id="37" w:name="форматы-текстовых-параметров"/>
+    <w:bookmarkEnd w:id="30"/>
+    <w:bookmarkStart w:id="38" w:name="форматы-текстовых-параметров"/>
     <w:p>
       <w:pPr>
         <w:pStyle w:val="Heading2"/>
@@ -10004,7 +10137,7 @@
         <w:t xml:space="preserve">Форматы текстовых параметров</w:t>
       </w:r>
     </w:p>
-    <w:bookmarkStart w:id="31" w:name="файлы-источники"/>
+    <w:bookmarkStart w:id="32" w:name="файлы-источники"/>
     <w:p>
       <w:pPr>
         <w:pStyle w:val="Heading3"/>
@@ -10014,364 +10147,6 @@
           <w:rStyle w:val="VerbatimChar"/>
         </w:rPr>
         <w:t xml:space="preserve">Файлы-Источники</w:t>
-      </w:r>
-    </w:p>
-    <w:p>
-      <w:pPr>
-        <w:pStyle w:val="Compact"/>
-        <w:numPr>
-          <w:ilvl w:val="0"/>
-          <w:numId w:val="1006"/>
-        </w:numPr>
-      </w:pPr>
-      <w:r>
-        <w:t xml:space="preserve">Абсолютный или относительный путь; маски</w:t>
-      </w:r>
-      <w:r>
-        <w:t xml:space="preserve"> </w:t>
-      </w:r>
-      <w:r>
-        <w:rPr>
-          <w:rStyle w:val="VerbatimChar"/>
-        </w:rPr>
-        <w:t xml:space="preserve">*.xlsx</w:t>
-      </w:r>
-      <w:r>
-        <w:t xml:space="preserve">,</w:t>
-      </w:r>
-      <w:r>
-        <w:t xml:space="preserve"> </w:t>
-      </w:r>
-      <w:r>
-        <w:rPr>
-          <w:rStyle w:val="VerbatimChar"/>
-        </w:rPr>
-        <w:t xml:space="preserve">отчёт_*</w:t>
-      </w:r>
-      <w:r>
-        <w:t xml:space="preserve">.</w:t>
-      </w:r>
-    </w:p>
-    <w:p>
-      <w:pPr>
-        <w:pStyle w:val="Compact"/>
-        <w:numPr>
-          <w:ilvl w:val="0"/>
-          <w:numId w:val="1006"/>
-        </w:numPr>
-      </w:pPr>
-      <w:r>
-        <w:t xml:space="preserve">Относительно каталога книги с листом параметров.</w:t>
-      </w:r>
-    </w:p>
-    <w:p>
-      <w:pPr>
-        <w:pStyle w:val="Compact"/>
-        <w:numPr>
-          <w:ilvl w:val="0"/>
-          <w:numId w:val="1006"/>
-        </w:numPr>
-      </w:pPr>
-      <w:r>
-        <w:t xml:space="preserve">В пути/маске допускается</w:t>
-      </w:r>
-      <w:r>
-        <w:t xml:space="preserve"> </w:t>
-      </w:r>
-      <w:r>
-        <w:rPr>
-          <w:rStyle w:val="VerbatimChar"/>
-        </w:rPr>
-        <w:t xml:space="preserve">&lt;&lt;Переменные.имя&gt;&gt;</w:t>
-      </w:r>
-      <w:r>
-        <w:t xml:space="preserve"> </w:t>
-      </w:r>
-      <w:r>
-        <w:t xml:space="preserve">из runtime-карты (подстановка до разворота glob). Для ручного ввода строка</w:t>
-      </w:r>
-      <w:r>
-        <w:t xml:space="preserve"> </w:t>
-      </w:r>
-      <w:r>
-        <w:rPr>
-          <w:rStyle w:val="VerbatimChar"/>
-        </w:rPr>
-        <w:t xml:space="preserve">Ручной_ввод_в_карту_переменных</w:t>
-      </w:r>
-      <w:r>
-        <w:t xml:space="preserve"> </w:t>
-      </w:r>
-      <w:r>
-        <w:t xml:space="preserve">должна быть</w:t>
-      </w:r>
-      <w:r>
-        <w:t xml:space="preserve"> </w:t>
-      </w:r>
-      <w:r>
-        <w:rPr>
-          <w:b/>
-          <w:bCs/>
-        </w:rPr>
-        <w:t xml:space="preserve">выше</w:t>
-      </w:r>
-      <w:r>
-        <w:t xml:space="preserve"> </w:t>
-      </w:r>
-      <w:r>
-        <w:t xml:space="preserve">«Файлы-Источники».</w:t>
-      </w:r>
-    </w:p>
-    <w:p>
-      <w:pPr>
-        <w:pStyle w:val="Compact"/>
-        <w:numPr>
-          <w:ilvl w:val="0"/>
-          <w:numId w:val="1006"/>
-        </w:numPr>
-      </w:pPr>
-      <w:r>
-        <w:t xml:space="preserve">Маркер текущей книги — сбор / вовлечение без повторного открытия файла. Допустимы формы:</w:t>
-      </w:r>
-      <w:r>
-        <w:t xml:space="preserve"> </w:t>
-      </w:r>
-      <w:r>
-        <w:rPr>
-          <w:rStyle w:val="VerbatimChar"/>
-        </w:rPr>
-        <w:t xml:space="preserve">Эта_Книга</w:t>
-      </w:r>
-      <w:r>
-        <w:t xml:space="preserve">,</w:t>
-      </w:r>
-      <w:r>
-        <w:t xml:space="preserve"> </w:t>
-      </w:r>
-      <w:r>
-        <w:rPr>
-          <w:rStyle w:val="VerbatimChar"/>
-        </w:rPr>
-        <w:t xml:space="preserve">эта_книга</w:t>
-      </w:r>
-      <w:r>
-        <w:t xml:space="preserve">,</w:t>
-      </w:r>
-      <w:r>
-        <w:t xml:space="preserve"> </w:t>
-      </w:r>
-      <w:r>
-        <w:rPr>
-          <w:rStyle w:val="VerbatimChar"/>
-        </w:rPr>
-        <w:t xml:space="preserve">эта-книга</w:t>
-      </w:r>
-      <w:r>
-        <w:t xml:space="preserve">,</w:t>
-      </w:r>
-      <w:r>
-        <w:t xml:space="preserve"> </w:t>
-      </w:r>
-      <w:r>
-        <w:rPr>
-          <w:rStyle w:val="VerbatimChar"/>
-        </w:rPr>
-        <w:t xml:space="preserve">этакнига</w:t>
-      </w:r>
-      <w:r>
-        <w:t xml:space="preserve">,</w:t>
-      </w:r>
-      <w:r>
-        <w:t xml:space="preserve"> </w:t>
-      </w:r>
-      <w:r>
-        <w:rPr>
-          <w:rStyle w:val="VerbatimChar"/>
-        </w:rPr>
-        <w:t xml:space="preserve">ThisWorkbook</w:t>
-      </w:r>
-      <w:r>
-        <w:t xml:space="preserve">,</w:t>
-      </w:r>
-      <w:r>
-        <w:t xml:space="preserve"> </w:t>
-      </w:r>
-      <w:r>
-        <w:rPr>
-          <w:rStyle w:val="VerbatimChar"/>
-        </w:rPr>
-        <w:t xml:space="preserve">This_Workbook</w:t>
-      </w:r>
-      <w:r>
-        <w:t xml:space="preserve">,</w:t>
-      </w:r>
-      <w:r>
-        <w:t xml:space="preserve"> </w:t>
-      </w:r>
-      <w:r>
-        <w:rPr>
-          <w:rStyle w:val="VerbatimChar"/>
-        </w:rPr>
-        <w:t xml:space="preserve">current</w:t>
-      </w:r>
-      <w:r>
-        <w:t xml:space="preserve"> </w:t>
-      </w:r>
-      <w:r>
-        <w:t xml:space="preserve">и т.п. (без учёта регистра, пробелов,</w:t>
-      </w:r>
-      <w:r>
-        <w:t xml:space="preserve"> </w:t>
-      </w:r>
-      <w:r>
-        <w:rPr>
-          <w:rStyle w:val="VerbatimChar"/>
-        </w:rPr>
-        <w:t xml:space="preserve">_</w:t>
-      </w:r>
-      <w:r>
-        <w:t xml:space="preserve">,</w:t>
-      </w:r>
-      <w:r>
-        <w:t xml:space="preserve"> </w:t>
-      </w:r>
-      <w:r>
-        <w:rPr>
-          <w:rStyle w:val="VerbatimChar"/>
-        </w:rPr>
-        <w:t xml:space="preserve">-</w:t>
-      </w:r>
-      <w:r>
-        <w:t xml:space="preserve">).</w:t>
-      </w:r>
-    </w:p>
-    <w:p>
-      <w:pPr>
-        <w:pStyle w:val="FirstParagraph"/>
-      </w:pPr>
-      <w:r>
-        <w:rPr>
-          <w:b/>
-          <w:bCs/>
-        </w:rPr>
-        <w:t xml:space="preserve">Доверенные корни (с 3.10.711, режим strict по умолчанию):</w:t>
-      </w:r>
-      <w:r>
-        <w:t xml:space="preserve"> </w:t>
-      </w:r>
-      <w:r>
-        <w:t xml:space="preserve">путь/маска должны лежать под разрешёнными корнями ОС (home /</w:t>
-      </w:r>
-      <w:r>
-        <w:t xml:space="preserve"> </w:t>
-      </w:r>
-      <w:r>
-        <w:rPr>
-          <w:rStyle w:val="VerbatimChar"/>
-        </w:rPr>
-        <w:t xml:space="preserve">H:\</w:t>
-      </w:r>
-      <w:r>
-        <w:t xml:space="preserve"> </w:t>
-      </w:r>
-      <w:r>
-        <w:t xml:space="preserve">/ …), каталогом книги, либо доп. корнями из env</w:t>
-      </w:r>
-      <w:r>
-        <w:t xml:space="preserve"> </w:t>
-      </w:r>
-      <w:r>
-        <w:rPr>
-          <w:rStyle w:val="VerbatimChar"/>
-        </w:rPr>
-        <w:t xml:space="preserve">MERGE_ALLOWED_SOURCE_ROOTS</w:t>
-      </w:r>
-      <w:r>
-        <w:t xml:space="preserve"> </w:t>
-      </w:r>
-      <w:r>
-        <w:t xml:space="preserve">/ глобальной</w:t>
-      </w:r>
-      <w:r>
-        <w:t xml:space="preserve"> </w:t>
-      </w:r>
-      <w:r>
-        <w:rPr>
-          <w:rStyle w:val="VerbatimChar"/>
-        </w:rPr>
-        <w:t xml:space="preserve">Merge_Allowed_Source_Roots</w:t>
-      </w:r>
-      <w:r>
-        <w:t xml:space="preserve">. Режим</w:t>
-      </w:r>
-      <w:r>
-        <w:t xml:space="preserve"> </w:t>
-      </w:r>
-      <w:r>
-        <w:rPr>
-          <w:rStyle w:val="VerbatimChar"/>
-        </w:rPr>
-        <w:t xml:space="preserve">off</w:t>
-      </w:r>
-      <w:r>
-        <w:t xml:space="preserve"> </w:t>
-      </w:r>
-      <w:r>
-        <w:t xml:space="preserve">—</w:t>
-      </w:r>
-      <w:r>
-        <w:t xml:space="preserve"> </w:t>
-      </w:r>
-      <w:r>
-        <w:rPr>
-          <w:rStyle w:val="VerbatimChar"/>
-        </w:rPr>
-        <w:t xml:space="preserve">MERGE_SOURCE_ROOTS_MODE</w:t>
-      </w:r>
-      <w:r>
-        <w:t xml:space="preserve"> </w:t>
-      </w:r>
-      <w:r>
-        <w:t xml:space="preserve">или</w:t>
-      </w:r>
-      <w:r>
-        <w:t xml:space="preserve"> </w:t>
-      </w:r>
-      <w:r>
-        <w:rPr>
-          <w:rStyle w:val="VerbatimChar"/>
-        </w:rPr>
-        <w:t xml:space="preserve">Merge_Source_Roots_Mode</w:t>
-      </w:r>
-      <w:r>
-        <w:t xml:space="preserve">. Подробности:</w:t>
-      </w:r>
-      <w:r>
-        <w:t xml:space="preserve"> </w:t>
-      </w:r>
-      <w:hyperlink r:id="rId30">
-        <w:r>
-          <w:rPr>
-            <w:rStyle w:val="Hyperlink"/>
-          </w:rPr>
-          <w:t xml:space="preserve">19_SECURITY.md</w:t>
-        </w:r>
-      </w:hyperlink>
-      <w:r>
-        <w:t xml:space="preserve">.</w:t>
-      </w:r>
-    </w:p>
-    <w:bookmarkEnd w:id="31"/>
-    <w:bookmarkStart w:id="32" w:name="листы"/>
-    <w:p>
-      <w:pPr>
-        <w:pStyle w:val="Heading3"/>
-      </w:pPr>
-      <w:r>
-        <w:rPr>
-          <w:rStyle w:val="VerbatimChar"/>
-        </w:rPr>
-        <w:t xml:space="preserve">Листы</w:t>
       </w:r>
     </w:p>
     <w:p>
@@ -10383,16 +10158,31 @@
         </w:numPr>
       </w:pPr>
       <w:r>
-        <w:rPr>
-          <w:rStyle w:val="VerbatimChar"/>
-        </w:rPr>
-        <w:t xml:space="preserve">Все</w:t>
-      </w:r>
-      <w:r>
-        <w:t xml:space="preserve"> </w:t>
-      </w:r>
-      <w:r>
-        <w:t xml:space="preserve">— все листы источника.</w:t>
+        <w:t xml:space="preserve">Абсолютный или относительный путь; маски</w:t>
+      </w:r>
+      <w:r>
+        <w:t xml:space="preserve"> </w:t>
+      </w:r>
+      <w:r>
+        <w:rPr>
+          <w:rStyle w:val="VerbatimChar"/>
+        </w:rPr>
+        <w:t xml:space="preserve">*.xlsx</w:t>
+      </w:r>
+      <w:r>
+        <w:t xml:space="preserve">,</w:t>
+      </w:r>
+      <w:r>
+        <w:t xml:space="preserve"> </w:t>
+      </w:r>
+      <w:r>
+        <w:rPr>
+          <w:rStyle w:val="VerbatimChar"/>
+        </w:rPr>
+        <w:t xml:space="preserve">отчёт_*</w:t>
+      </w:r>
+      <w:r>
+        <w:t xml:space="preserve">.</w:t>
       </w:r>
     </w:p>
     <w:p>
@@ -10404,49 +10194,7 @@
         </w:numPr>
       </w:pPr>
       <w:r>
-        <w:t xml:space="preserve">Имя, шаблон (</w:t>
-      </w:r>
-      <w:r>
-        <w:rPr>
-          <w:rStyle w:val="VerbatimChar"/>
-        </w:rPr>
-        <w:t xml:space="preserve">Отчет*</w:t>
-      </w:r>
-      <w:r>
-        <w:t xml:space="preserve">,</w:t>
-      </w:r>
-      <w:r>
-        <w:t xml:space="preserve"> </w:t>
-      </w:r>
-      <w:r>
-        <w:rPr>
-          <w:rStyle w:val="VerbatimChar"/>
-        </w:rPr>
-        <w:t xml:space="preserve">*2024</w:t>
-      </w:r>
-      <w:r>
-        <w:t xml:space="preserve">), номер (</w:t>
-      </w:r>
-      <w:r>
-        <w:rPr>
-          <w:rStyle w:val="VerbatimChar"/>
-        </w:rPr>
-        <w:t xml:space="preserve">1</w:t>
-      </w:r>
-      <w:r>
-        <w:t xml:space="preserve">,</w:t>
-      </w:r>
-      <w:r>
-        <w:t xml:space="preserve"> </w:t>
-      </w:r>
-      <w:r>
-        <w:rPr>
-          <w:rStyle w:val="VerbatimChar"/>
-        </w:rPr>
-        <w:t xml:space="preserve">2</w:t>
-      </w:r>
-      <w:r>
-        <w:t xml:space="preserve">).</w:t>
+        <w:t xml:space="preserve">Относительно каталога книги с листом параметров.</w:t>
       </w:r>
     </w:p>
     <w:p>
@@ -10458,21 +10206,265 @@
         </w:numPr>
       </w:pPr>
       <w:r>
-        <w:t xml:space="preserve">В одной ячейке — список через</w:t>
-      </w:r>
-      <w:r>
-        <w:t xml:space="preserve"> </w:t>
-      </w:r>
-      <w:r>
-        <w:rPr>
-          <w:rStyle w:val="VerbatimChar"/>
-        </w:rPr>
+        <w:t xml:space="preserve">В пути/маске допускается</w:t>
+      </w:r>
+      <w:r>
+        <w:t xml:space="preserve"> </w:t>
+      </w:r>
+      <w:r>
+        <w:rPr>
+          <w:rStyle w:val="VerbatimChar"/>
+        </w:rPr>
+        <w:t xml:space="preserve">&lt;&lt;Переменные.имя&gt;&gt;</w:t>
+      </w:r>
+      <w:r>
+        <w:t xml:space="preserve"> </w:t>
+      </w:r>
+      <w:r>
+        <w:t xml:space="preserve">из runtime-карты (подстановка до разворота glob). Для ручного ввода строка</w:t>
+      </w:r>
+      <w:r>
+        <w:t xml:space="preserve"> </w:t>
+      </w:r>
+      <w:r>
+        <w:rPr>
+          <w:rStyle w:val="VerbatimChar"/>
+        </w:rPr>
+        <w:t xml:space="preserve">Ручной_ввод_в_карту_переменных</w:t>
+      </w:r>
+      <w:r>
+        <w:t xml:space="preserve"> </w:t>
+      </w:r>
+      <w:r>
+        <w:t xml:space="preserve">должна быть</w:t>
+      </w:r>
+      <w:r>
+        <w:t xml:space="preserve"> </w:t>
+      </w:r>
+      <w:r>
+        <w:rPr>
+          <w:b/>
+          <w:bCs/>
+        </w:rPr>
+        <w:t xml:space="preserve">выше</w:t>
+      </w:r>
+      <w:r>
+        <w:t xml:space="preserve"> </w:t>
+      </w:r>
+      <w:r>
+        <w:t xml:space="preserve">«Файлы-Источники».</w:t>
+      </w:r>
+    </w:p>
+    <w:p>
+      <w:pPr>
+        <w:pStyle w:val="Compact"/>
+        <w:numPr>
+          <w:ilvl w:val="0"/>
+          <w:numId w:val="1007"/>
+        </w:numPr>
+      </w:pPr>
+      <w:r>
+        <w:t xml:space="preserve">Маркер текущей книги — сбор / вовлечение без повторного открытия файла. Допустимы формы:</w:t>
+      </w:r>
+      <w:r>
+        <w:t xml:space="preserve"> </w:t>
+      </w:r>
+      <w:r>
+        <w:rPr>
+          <w:rStyle w:val="VerbatimChar"/>
+        </w:rPr>
+        <w:t xml:space="preserve">Эта_Книга</w:t>
+      </w:r>
+      <w:r>
         <w:t xml:space="preserve">,</w:t>
       </w:r>
       <w:r>
         <w:t xml:space="preserve"> </w:t>
       </w:r>
       <w:r>
+        <w:rPr>
+          <w:rStyle w:val="VerbatimChar"/>
+        </w:rPr>
+        <w:t xml:space="preserve">эта_книга</w:t>
+      </w:r>
+      <w:r>
+        <w:t xml:space="preserve">,</w:t>
+      </w:r>
+      <w:r>
+        <w:t xml:space="preserve"> </w:t>
+      </w:r>
+      <w:r>
+        <w:rPr>
+          <w:rStyle w:val="VerbatimChar"/>
+        </w:rPr>
+        <w:t xml:space="preserve">эта-книга</w:t>
+      </w:r>
+      <w:r>
+        <w:t xml:space="preserve">,</w:t>
+      </w:r>
+      <w:r>
+        <w:t xml:space="preserve"> </w:t>
+      </w:r>
+      <w:r>
+        <w:rPr>
+          <w:rStyle w:val="VerbatimChar"/>
+        </w:rPr>
+        <w:t xml:space="preserve">этакнига</w:t>
+      </w:r>
+      <w:r>
+        <w:t xml:space="preserve">,</w:t>
+      </w:r>
+      <w:r>
+        <w:t xml:space="preserve"> </w:t>
+      </w:r>
+      <w:r>
+        <w:rPr>
+          <w:rStyle w:val="VerbatimChar"/>
+        </w:rPr>
+        <w:t xml:space="preserve">ThisWorkbook</w:t>
+      </w:r>
+      <w:r>
+        <w:t xml:space="preserve">,</w:t>
+      </w:r>
+      <w:r>
+        <w:t xml:space="preserve"> </w:t>
+      </w:r>
+      <w:r>
+        <w:rPr>
+          <w:rStyle w:val="VerbatimChar"/>
+        </w:rPr>
+        <w:t xml:space="preserve">This_Workbook</w:t>
+      </w:r>
+      <w:r>
+        <w:t xml:space="preserve">,</w:t>
+      </w:r>
+      <w:r>
+        <w:t xml:space="preserve"> </w:t>
+      </w:r>
+      <w:r>
+        <w:rPr>
+          <w:rStyle w:val="VerbatimChar"/>
+        </w:rPr>
+        <w:t xml:space="preserve">current</w:t>
+      </w:r>
+      <w:r>
+        <w:t xml:space="preserve"> </w:t>
+      </w:r>
+      <w:r>
+        <w:t xml:space="preserve">и т.п. (без учёта регистра, пробелов,</w:t>
+      </w:r>
+      <w:r>
+        <w:t xml:space="preserve"> </w:t>
+      </w:r>
+      <w:r>
+        <w:rPr>
+          <w:rStyle w:val="VerbatimChar"/>
+        </w:rPr>
+        <w:t xml:space="preserve">_</w:t>
+      </w:r>
+      <w:r>
+        <w:t xml:space="preserve">,</w:t>
+      </w:r>
+      <w:r>
+        <w:t xml:space="preserve"> </w:t>
+      </w:r>
+      <w:r>
+        <w:rPr>
+          <w:rStyle w:val="VerbatimChar"/>
+        </w:rPr>
+        <w:t xml:space="preserve">-</w:t>
+      </w:r>
+      <w:r>
+        <w:t xml:space="preserve">).</w:t>
+      </w:r>
+    </w:p>
+    <w:p>
+      <w:pPr>
+        <w:pStyle w:val="FirstParagraph"/>
+      </w:pPr>
+      <w:r>
+        <w:rPr>
+          <w:b/>
+          <w:bCs/>
+        </w:rPr>
+        <w:t xml:space="preserve">Доверенные корни (с 3.10.711, режим strict по умолчанию):</w:t>
+      </w:r>
+      <w:r>
+        <w:t xml:space="preserve"> </w:t>
+      </w:r>
+      <w:r>
+        <w:t xml:space="preserve">путь/маска должны лежать под разрешёнными корнями ОС (home /</w:t>
+      </w:r>
+      <w:r>
+        <w:t xml:space="preserve"> </w:t>
+      </w:r>
+      <w:r>
+        <w:rPr>
+          <w:rStyle w:val="VerbatimChar"/>
+        </w:rPr>
+        <w:t xml:space="preserve">H:\</w:t>
+      </w:r>
+      <w:r>
+        <w:t xml:space="preserve"> </w:t>
+      </w:r>
+      <w:r>
+        <w:t xml:space="preserve">/ …), каталогом книги, либо доп. корнями из env</w:t>
+      </w:r>
+      <w:r>
+        <w:t xml:space="preserve"> </w:t>
+      </w:r>
+      <w:r>
+        <w:rPr>
+          <w:rStyle w:val="VerbatimChar"/>
+        </w:rPr>
+        <w:t xml:space="preserve">MERGE_ALLOWED_SOURCE_ROOTS</w:t>
+      </w:r>
+      <w:r>
+        <w:t xml:space="preserve"> </w:t>
+      </w:r>
+      <w:r>
+        <w:t xml:space="preserve">/ глобальной</w:t>
+      </w:r>
+      <w:r>
+        <w:t xml:space="preserve"> </w:t>
+      </w:r>
+      <w:r>
+        <w:rPr>
+          <w:rStyle w:val="VerbatimChar"/>
+        </w:rPr>
+        <w:t xml:space="preserve">Merge_Allowed_Source_Roots</w:t>
+      </w:r>
+      <w:r>
+        <w:t xml:space="preserve">. Режим</w:t>
+      </w:r>
+      <w:r>
+        <w:t xml:space="preserve"> </w:t>
+      </w:r>
+      <w:r>
+        <w:rPr>
+          <w:rStyle w:val="VerbatimChar"/>
+        </w:rPr>
+        <w:t xml:space="preserve">off</w:t>
+      </w:r>
+      <w:r>
+        <w:t xml:space="preserve"> </w:t>
+      </w:r>
+      <w:r>
+        <w:t xml:space="preserve">—</w:t>
+      </w:r>
+      <w:r>
+        <w:t xml:space="preserve"> </w:t>
+      </w:r>
+      <w:r>
+        <w:rPr>
+          <w:rStyle w:val="VerbatimChar"/>
+        </w:rPr>
+        <w:t xml:space="preserve">MERGE_SOURCE_ROOTS_MODE</w:t>
+      </w:r>
+      <w:r>
+        <w:t xml:space="preserve"> </w:t>
+      </w:r>
+      <w:r>
         <w:t xml:space="preserve">или</w:t>
       </w:r>
       <w:r>
@@ -10482,17 +10474,28 @@
         <w:rPr>
           <w:rStyle w:val="VerbatimChar"/>
         </w:rPr>
-        <w:t xml:space="preserve">;</w:t>
-      </w:r>
-      <w:r>
-        <w:t xml:space="preserve"> </w:t>
-      </w:r>
-      <w:r>
-        <w:t xml:space="preserve">(без смешения типов в одной ячейке).</w:t>
+        <w:t xml:space="preserve">Merge_Source_Roots_Mode</w:t>
+      </w:r>
+      <w:r>
+        <w:t xml:space="preserve">. Подробности:</w:t>
+      </w:r>
+      <w:r>
+        <w:t xml:space="preserve"> </w:t>
+      </w:r>
+      <w:hyperlink r:id="rId31">
+        <w:r>
+          <w:rPr>
+            <w:rStyle w:val="Hyperlink"/>
+          </w:rPr>
+          <w:t xml:space="preserve">19_SECURITY.md</w:t>
+        </w:r>
+      </w:hyperlink>
+      <w:r>
+        <w:t xml:space="preserve">.</w:t>
       </w:r>
     </w:p>
     <w:bookmarkEnd w:id="32"/>
-    <w:bookmarkStart w:id="33" w:name="столбцы"/>
+    <w:bookmarkStart w:id="33" w:name="листы"/>
     <w:p>
       <w:pPr>
         <w:pStyle w:val="Heading3"/>
@@ -10501,7 +10504,7 @@
         <w:rPr>
           <w:rStyle w:val="VerbatimChar"/>
         </w:rPr>
-        <w:t xml:space="preserve">Столбцы</w:t>
+        <w:t xml:space="preserve">Листы</w:t>
       </w:r>
     </w:p>
     <w:p>
@@ -10522,7 +10525,7 @@
         <w:t xml:space="preserve"> </w:t>
       </w:r>
       <w:r>
-        <w:t xml:space="preserve">или пусто — все столбцы.</w:t>
+        <w:t xml:space="preserve">— все листы источника.</w:t>
       </w:r>
     </w:p>
     <w:p>
@@ -10534,20 +10537,150 @@
         </w:numPr>
       </w:pPr>
       <w:r>
-        <w:t xml:space="preserve">Номер (1 = A), буква, имя заголовка, шаблон (</w:t>
-      </w:r>
-      <w:r>
-        <w:rPr>
-          <w:rStyle w:val="VerbatimChar"/>
-        </w:rPr>
-        <w:t xml:space="preserve">Сумма*</w:t>
+        <w:t xml:space="preserve">Имя, шаблон (</w:t>
+      </w:r>
+      <w:r>
+        <w:rPr>
+          <w:rStyle w:val="VerbatimChar"/>
+        </w:rPr>
+        <w:t xml:space="preserve">Отчет*</w:t>
+      </w:r>
+      <w:r>
+        <w:t xml:space="preserve">,</w:t>
+      </w:r>
+      <w:r>
+        <w:t xml:space="preserve"> </w:t>
+      </w:r>
+      <w:r>
+        <w:rPr>
+          <w:rStyle w:val="VerbatimChar"/>
+        </w:rPr>
+        <w:t xml:space="preserve">*2024</w:t>
+      </w:r>
+      <w:r>
+        <w:t xml:space="preserve">), номер (</w:t>
+      </w:r>
+      <w:r>
+        <w:rPr>
+          <w:rStyle w:val="VerbatimChar"/>
+        </w:rPr>
+        <w:t xml:space="preserve">1</w:t>
+      </w:r>
+      <w:r>
+        <w:t xml:space="preserve">,</w:t>
+      </w:r>
+      <w:r>
+        <w:t xml:space="preserve"> </w:t>
+      </w:r>
+      <w:r>
+        <w:rPr>
+          <w:rStyle w:val="VerbatimChar"/>
+        </w:rPr>
+        <w:t xml:space="preserve">2</w:t>
       </w:r>
       <w:r>
         <w:t xml:space="preserve">).</w:t>
+      </w:r>
+    </w:p>
+    <w:p>
+      <w:pPr>
+        <w:pStyle w:val="Compact"/>
+        <w:numPr>
+          <w:ilvl w:val="0"/>
+          <w:numId w:val="1008"/>
+        </w:numPr>
+      </w:pPr>
+      <w:r>
+        <w:t xml:space="preserve">В одной ячейке — список через</w:t>
+      </w:r>
+      <w:r>
+        <w:t xml:space="preserve"> </w:t>
+      </w:r>
+      <w:r>
+        <w:rPr>
+          <w:rStyle w:val="VerbatimChar"/>
+        </w:rPr>
+        <w:t xml:space="preserve">,</w:t>
+      </w:r>
+      <w:r>
+        <w:t xml:space="preserve"> </w:t>
+      </w:r>
+      <w:r>
+        <w:t xml:space="preserve">или</w:t>
+      </w:r>
+      <w:r>
+        <w:t xml:space="preserve"> </w:t>
+      </w:r>
+      <w:r>
+        <w:rPr>
+          <w:rStyle w:val="VerbatimChar"/>
+        </w:rPr>
+        <w:t xml:space="preserve">;</w:t>
+      </w:r>
+      <w:r>
+        <w:t xml:space="preserve"> </w:t>
+      </w:r>
+      <w:r>
+        <w:t xml:space="preserve">(без смешения типов в одной ячейке).</w:t>
       </w:r>
     </w:p>
     <w:bookmarkEnd w:id="33"/>
-    <w:bookmarkStart w:id="34" w:name="ячейка_в_столбец"/>
+    <w:bookmarkStart w:id="34" w:name="столбцы"/>
+    <w:p>
+      <w:pPr>
+        <w:pStyle w:val="Heading3"/>
+      </w:pPr>
+      <w:r>
+        <w:rPr>
+          <w:rStyle w:val="VerbatimChar"/>
+        </w:rPr>
+        <w:t xml:space="preserve">Столбцы</w:t>
+      </w:r>
+    </w:p>
+    <w:p>
+      <w:pPr>
+        <w:pStyle w:val="Compact"/>
+        <w:numPr>
+          <w:ilvl w:val="0"/>
+          <w:numId w:val="1009"/>
+        </w:numPr>
+      </w:pPr>
+      <w:r>
+        <w:rPr>
+          <w:rStyle w:val="VerbatimChar"/>
+        </w:rPr>
+        <w:t xml:space="preserve">Все</w:t>
+      </w:r>
+      <w:r>
+        <w:t xml:space="preserve"> </w:t>
+      </w:r>
+      <w:r>
+        <w:t xml:space="preserve">или пусто — все столбцы.</w:t>
+      </w:r>
+    </w:p>
+    <w:p>
+      <w:pPr>
+        <w:pStyle w:val="Compact"/>
+        <w:numPr>
+          <w:ilvl w:val="0"/>
+          <w:numId w:val="1009"/>
+        </w:numPr>
+      </w:pPr>
+      <w:r>
+        <w:t xml:space="preserve">Номер (1 = A), буква, имя заголовка, шаблон (</w:t>
+      </w:r>
+      <w:r>
+        <w:rPr>
+          <w:rStyle w:val="VerbatimChar"/>
+        </w:rPr>
+        <w:t xml:space="preserve">Сумма*</w:t>
+      </w:r>
+      <w:r>
+        <w:t xml:space="preserve">).</w:t>
+      </w:r>
+    </w:p>
+    <w:bookmarkEnd w:id="34"/>
+    <w:bookmarkStart w:id="35" w:name="ячейка_в_столбец"/>
     <w:p>
       <w:pPr>
         <w:pStyle w:val="Heading3"/>
@@ -10982,8 +11115,8 @@
         </w:tc>
       </w:tr>
     </w:tbl>
-    <w:bookmarkEnd w:id="34"/>
-    <w:bookmarkStart w:id="35" w:name="пропуск_строк_источника"/>
+    <w:bookmarkEnd w:id="35"/>
+    <w:bookmarkStart w:id="36" w:name="пропуск_строк_источника"/>
     <w:p>
       <w:pPr>
         <w:pStyle w:val="Heading3"/>
@@ -11132,8 +11265,8 @@
         </w:tc>
       </w:tr>
     </w:tbl>
-    <w:bookmarkEnd w:id="35"/>
-    <w:bookmarkStart w:id="36" w:name="удаление_верхних_строк"/>
+    <w:bookmarkEnd w:id="36"/>
+    <w:bookmarkStart w:id="37" w:name="удаление_верхних_строк"/>
     <w:p>
       <w:pPr>
         <w:pStyle w:val="Heading3"/>
@@ -11415,9 +11548,9 @@
         </w:pict>
       </w:r>
     </w:p>
-    <w:bookmarkEnd w:id="36"/>
     <w:bookmarkEnd w:id="37"/>
-    <w:bookmarkStart w:id="38" w:name="Xbe650d598c4256239d16324f493c4e2f241c3dd"/>
+    <w:bookmarkEnd w:id="38"/>
+    <w:bookmarkStart w:id="39" w:name="Xbe650d598c4256239d16324f493c4e2f241c3dd"/>
     <w:p>
       <w:pPr>
         <w:pStyle w:val="Heading2"/>
@@ -11871,8 +12004,8 @@
         </w:pict>
       </w:r>
     </w:p>
-    <w:bookmarkEnd w:id="38"/>
-    <w:bookmarkStart w:id="39" w:name="впр-json-в-c-legacy-bf"/>
+    <w:bookmarkEnd w:id="39"/>
+    <w:bookmarkStart w:id="40" w:name="впр-json-в-c-legacy-bf"/>
     <w:p>
       <w:pPr>
         <w:pStyle w:val="Heading2"/>
@@ -12742,8 +12875,8 @@
         </w:pict>
       </w:r>
     </w:p>
-    <w:bookmarkEnd w:id="39"/>
-    <w:bookmarkStart w:id="42" w:name="X9fcc5bf1f69894b181ae533ffa7b14b8c51b84d"/>
+    <w:bookmarkEnd w:id="40"/>
+    <w:bookmarkStart w:id="43" w:name="X9fcc5bf1f69894b181ae533ffa7b14b8c51b84d"/>
     <w:p>
       <w:pPr>
         <w:pStyle w:val="Heading2"/>
@@ -12981,7 +13114,7 @@
         </w:tc>
       </w:tr>
     </w:tbl>
-    <w:bookmarkStart w:id="40" w:name="объединить_листы_в_один"/>
+    <w:bookmarkStart w:id="41" w:name="объединить_листы_в_один"/>
     <w:p>
       <w:pPr>
         <w:pStyle w:val="Heading3"/>
@@ -13349,8 +13482,8 @@
         </w:tc>
       </w:tr>
     </w:tbl>
-    <w:bookmarkEnd w:id="40"/>
-    <w:bookmarkStart w:id="41" w:name="разделить_листы"/>
+    <w:bookmarkEnd w:id="41"/>
+    <w:bookmarkStart w:id="42" w:name="разделить_листы"/>
     <w:p>
       <w:pPr>
         <w:pStyle w:val="Heading3"/>
@@ -14453,9 +14586,9 @@
         </w:pict>
       </w:r>
     </w:p>
-    <w:bookmarkEnd w:id="41"/>
     <w:bookmarkEnd w:id="42"/>
-    <w:bookmarkStart w:id="46" w:name="постобработка-ключи-колонки-b"/>
+    <w:bookmarkEnd w:id="43"/>
+    <w:bookmarkStart w:id="47" w:name="постобработка-ключи-колонки-b"/>
     <w:p>
       <w:pPr>
         <w:pStyle w:val="Heading2"/>
@@ -14634,7 +14767,7 @@
         <w:t xml:space="preserve">/ отсутствие поля — все листы шага.</w:t>
       </w:r>
     </w:p>
-    <w:bookmarkStart w:id="43" w:name="Xdae31b65361e0186cdad3347e88ca7cf03c168b"/>
+    <w:bookmarkStart w:id="44" w:name="Xdae31b65361e0186cdad3347e88ca7cf03c168b"/>
     <w:p>
       <w:pPr>
         <w:pStyle w:val="Heading3"/>
@@ -15559,6 +15692,18 @@
               </w:rPr>
               <w:t xml:space="preserve">условное_форматирование</w:t>
             </w:r>
+            <w:r>
+              <w:t xml:space="preserve">,</w:t>
+            </w:r>
+            <w:r>
+              <w:t xml:space="preserve"> </w:t>
+            </w:r>
+            <w:r>
+              <w:rPr>
+                <w:rStyle w:val="VerbatimChar"/>
+              </w:rPr>
+              <w:t xml:space="preserve">подкрасить_пороги</w:t>
+            </w:r>
           </w:p>
         </w:tc>
         <w:tc>
@@ -16568,7 +16713,411 @@
               <w:rPr>
                 <w:rStyle w:val="VerbatimChar"/>
               </w:rPr>
-              <w:t xml:space="preserve">копировать_значения</w:t>
+              <w:t xml:space="preserve">заполнить_вверх</w:t>
+            </w:r>
+          </w:p>
+        </w:tc>
+        <w:tc>
+          <w:tcPr/>
+          <w:p>
+            <w:pPr>
+              <w:pStyle w:val="Compact"/>
+            </w:pPr>
+            <w:r>
+              <w:rPr>
+                <w:rStyle w:val="VerbatimChar"/>
+              </w:rPr>
+              <w:t xml:space="preserve">заполнение_вверх</w:t>
+            </w:r>
+            <w:r>
+              <w:t xml:space="preserve">,</w:t>
+            </w:r>
+            <w:r>
+              <w:t xml:space="preserve"> </w:t>
+            </w:r>
+            <w:r>
+              <w:rPr>
+                <w:rStyle w:val="VerbatimChar"/>
+              </w:rPr>
+              <w:t xml:space="preserve">fill_up</w:t>
+            </w:r>
+          </w:p>
+        </w:tc>
+        <w:tc>
+          <w:tcPr/>
+          <w:p>
+            <w:pPr>
+              <w:pStyle w:val="Compact"/>
+            </w:pPr>
+            <w:r>
+              <w:t xml:space="preserve">блок (</w:t>
+            </w:r>
+            <w:r>
+              <w:rPr>
+                <w:rStyle w:val="VerbatimChar"/>
+              </w:rPr>
+              <w:t xml:space="preserve">columns</w:t>
+            </w:r>
+            <w:r>
+              <w:t xml:space="preserve">) — пустые → значение из ближайшей снизу</w:t>
+            </w:r>
+          </w:p>
+        </w:tc>
+      </w:tr>
+      <w:tr>
+        <w:tc>
+          <w:tcPr/>
+          <w:p>
+            <w:pPr>
+              <w:pStyle w:val="Compact"/>
+            </w:pPr>
+            <w:r>
+              <w:rPr>
+                <w:rStyle w:val="VerbatimChar"/>
+              </w:rPr>
+              <w:t xml:space="preserve">развернуть_столбцы</w:t>
+            </w:r>
+          </w:p>
+        </w:tc>
+        <w:tc>
+          <w:tcPr/>
+          <w:p>
+            <w:pPr>
+              <w:pStyle w:val="Compact"/>
+            </w:pPr>
+            <w:r>
+              <w:rPr>
+                <w:rStyle w:val="VerbatimChar"/>
+              </w:rPr>
+              <w:t xml:space="preserve">unpivot</w:t>
+            </w:r>
+            <w:r>
+              <w:t xml:space="preserve">,</w:t>
+            </w:r>
+            <w:r>
+              <w:t xml:space="preserve"> </w:t>
+            </w:r>
+            <w:r>
+              <w:rPr>
+                <w:rStyle w:val="VerbatimChar"/>
+              </w:rPr>
+              <w:t xml:space="preserve">unpivot_columns</w:t>
+            </w:r>
+          </w:p>
+        </w:tc>
+        <w:tc>
+          <w:tcPr/>
+          <w:p>
+            <w:pPr>
+              <w:pStyle w:val="Compact"/>
+            </w:pPr>
+            <w:r>
+              <w:t xml:space="preserve">блок (</w:t>
+            </w:r>
+            <w:r>
+              <w:rPr>
+                <w:rStyle w:val="VerbatimChar"/>
+              </w:rPr>
+              <w:t xml:space="preserve">unpivot_columns</w:t>
+            </w:r>
+            <w:r>
+              <w:t xml:space="preserve"> </w:t>
+            </w:r>
+            <w:r>
+              <w:t xml:space="preserve">/</w:t>
+            </w:r>
+            <w:r>
+              <w:t xml:space="preserve"> </w:t>
+            </w:r>
+            <w:r>
+              <w:rPr>
+                <w:rStyle w:val="VerbatimChar"/>
+              </w:rPr>
+              <w:t xml:space="preserve">exclude_columns</w:t>
+            </w:r>
+            <w:r>
+              <w:t xml:space="preserve">,</w:t>
+            </w:r>
+            <w:r>
+              <w:t xml:space="preserve"> </w:t>
+            </w:r>
+            <w:r>
+              <w:rPr>
+                <w:rStyle w:val="VerbatimChar"/>
+              </w:rPr>
+              <w:t xml:space="preserve">attribute_column</w:t>
+            </w:r>
+            <w:r>
+              <w:t xml:space="preserve">,</w:t>
+            </w:r>
+            <w:r>
+              <w:t xml:space="preserve"> </w:t>
+            </w:r>
+            <w:r>
+              <w:rPr>
+                <w:rStyle w:val="VerbatimChar"/>
+              </w:rPr>
+              <w:t xml:space="preserve">value_column</w:t>
+            </w:r>
+            <w:r>
+              <w:t xml:space="preserve">,</w:t>
+            </w:r>
+            <w:r>
+              <w:t xml:space="preserve"> </w:t>
+            </w:r>
+            <w:r>
+              <w:rPr>
+                <w:rStyle w:val="VerbatimChar"/>
+              </w:rPr>
+              <w:t xml:space="preserve">output</w:t>
+            </w:r>
+            <w:r>
+              <w:t xml:space="preserve">,</w:t>
+            </w:r>
+            <w:r>
+              <w:t xml:space="preserve"> </w:t>
+            </w:r>
+            <w:r>
+              <w:rPr>
+                <w:rStyle w:val="VerbatimChar"/>
+              </w:rPr>
+              <w:t xml:space="preserve">drop_empty_rows</w:t>
+            </w:r>
+            <w:r>
+              <w:t xml:space="preserve">)</w:t>
+            </w:r>
+          </w:p>
+        </w:tc>
+      </w:tr>
+      <w:tr>
+        <w:tc>
+          <w:tcPr/>
+          <w:p>
+            <w:pPr>
+              <w:pStyle w:val="Compact"/>
+            </w:pPr>
+            <w:r>
+              <w:rPr>
+                <w:rStyle w:val="VerbatimChar"/>
+              </w:rPr>
+              <w:t xml:space="preserve">убрать_объединение</w:t>
+            </w:r>
+          </w:p>
+        </w:tc>
+        <w:tc>
+          <w:tcPr/>
+          <w:p>
+            <w:pPr>
+              <w:pStyle w:val="Compact"/>
+            </w:pPr>
+            <w:r>
+              <w:rPr>
+                <w:rStyle w:val="VerbatimChar"/>
+              </w:rPr>
+              <w:t xml:space="preserve">снять_объединение</w:t>
+            </w:r>
+            <w:r>
+              <w:t xml:space="preserve">,</w:t>
+            </w:r>
+            <w:r>
+              <w:t xml:space="preserve"> </w:t>
+            </w:r>
+            <w:r>
+              <w:rPr>
+                <w:rStyle w:val="VerbatimChar"/>
+              </w:rPr>
+              <w:t xml:space="preserve">unmerge_collapse</w:t>
+            </w:r>
+          </w:p>
+        </w:tc>
+        <w:tc>
+          <w:tcPr/>
+          <w:p>
+            <w:pPr>
+              <w:pStyle w:val="Compact"/>
+            </w:pPr>
+            <w:r>
+              <w:t xml:space="preserve">блок (</w:t>
+            </w:r>
+            <w:r>
+              <w:rPr>
+                <w:rStyle w:val="VerbatimChar"/>
+              </w:rPr>
+              <w:t xml:space="preserve">header_rows</w:t>
+            </w:r>
+            <w:r>
+              <w:t xml:space="preserve"> </w:t>
+            </w:r>
+            <w:r>
+              <w:t xml:space="preserve">/</w:t>
+            </w:r>
+            <w:r>
+              <w:t xml:space="preserve"> </w:t>
+            </w:r>
+            <w:r>
+              <w:rPr>
+                <w:rStyle w:val="VerbatimChar"/>
+              </w:rPr>
+              <w:t xml:space="preserve">header_anchor</w:t>
+            </w:r>
+            <w:r>
+              <w:t xml:space="preserve">,</w:t>
+            </w:r>
+            <w:r>
+              <w:t xml:space="preserve"> </w:t>
+            </w:r>
+            <w:r>
+              <w:rPr>
+                <w:rStyle w:val="VerbatimChar"/>
+              </w:rPr>
+              <w:t xml:space="preserve">marker</w:t>
+            </w:r>
+            <w:r>
+              <w:t xml:space="preserve"> </w:t>
+            </w:r>
+            <w:r>
+              <w:t xml:space="preserve">/</w:t>
+            </w:r>
+            <w:r>
+              <w:t xml:space="preserve"> </w:t>
+            </w:r>
+            <w:r>
+              <w:rPr>
+                <w:rStyle w:val="VerbatimChar"/>
+              </w:rPr>
+              <w:t xml:space="preserve">block_rows</w:t>
+            </w:r>
+            <w:r>
+              <w:t xml:space="preserve">,</w:t>
+            </w:r>
+            <w:r>
+              <w:t xml:space="preserve"> </w:t>
+            </w:r>
+            <w:r>
+              <w:rPr>
+                <w:rStyle w:val="VerbatimChar"/>
+              </w:rPr>
+              <w:t xml:space="preserve">sep</w:t>
+            </w:r>
+            <w:r>
+              <w:t xml:space="preserve">) — схлопнуть Word-merge в верхнюю строку блока</w:t>
+            </w:r>
+          </w:p>
+        </w:tc>
+      </w:tr>
+      <w:tr>
+        <w:tc>
+          <w:tcPr/>
+          <w:p>
+            <w:pPr>
+              <w:pStyle w:val="Compact"/>
+            </w:pPr>
+            <w:r>
+              <w:rPr>
+                <w:rStyle w:val="VerbatimChar"/>
+              </w:rPr>
+              <w:t xml:space="preserve">добавить_объединение</w:t>
+            </w:r>
+          </w:p>
+        </w:tc>
+        <w:tc>
+          <w:tcPr/>
+          <w:p>
+            <w:pPr>
+              <w:pStyle w:val="Compact"/>
+            </w:pPr>
+            <w:r>
+              <w:rPr>
+                <w:rStyle w:val="VerbatimChar"/>
+              </w:rPr>
+              <w:t xml:space="preserve">объединить_ячейки</w:t>
+            </w:r>
+            <w:r>
+              <w:t xml:space="preserve">,</w:t>
+            </w:r>
+            <w:r>
+              <w:t xml:space="preserve"> </w:t>
+            </w:r>
+            <w:r>
+              <w:rPr>
+                <w:rStyle w:val="VerbatimChar"/>
+              </w:rPr>
+              <w:t xml:space="preserve">add_merge</w:t>
+            </w:r>
+          </w:p>
+        </w:tc>
+        <w:tc>
+          <w:tcPr/>
+          <w:p>
+            <w:pPr>
+              <w:pStyle w:val="Compact"/>
+            </w:pPr>
+            <w:r>
+              <w:t xml:space="preserve">блок (</w:t>
+            </w:r>
+            <w:r>
+              <w:rPr>
+                <w:rStyle w:val="VerbatimChar"/>
+              </w:rPr>
+              <w:t xml:space="preserve">columns</w:t>
+            </w:r>
+            <w:r>
+              <w:t xml:space="preserve">,</w:t>
+            </w:r>
+            <w:r>
+              <w:t xml:space="preserve"> </w:t>
+            </w:r>
+            <w:r>
+              <w:rPr>
+                <w:rStyle w:val="VerbatimChar"/>
+              </w:rPr>
+              <w:t xml:space="preserve">marker</w:t>
+            </w:r>
+            <w:r>
+              <w:t xml:space="preserve"> </w:t>
+            </w:r>
+            <w:r>
+              <w:t xml:space="preserve">/</w:t>
+            </w:r>
+            <w:r>
+              <w:t xml:space="preserve"> </w:t>
+            </w:r>
+            <w:r>
+              <w:rPr>
+                <w:rStyle w:val="VerbatimChar"/>
+              </w:rPr>
+              <w:t xml:space="preserve">block_rows</w:t>
+            </w:r>
+            <w:r>
+              <w:t xml:space="preserve">,</w:t>
+            </w:r>
+            <w:r>
+              <w:t xml:space="preserve"> </w:t>
+            </w:r>
+            <w:r>
+              <w:rPr>
+                <w:rStyle w:val="VerbatimChar"/>
+              </w:rPr>
+              <w:t xml:space="preserve">sep</w:t>
+            </w:r>
+            <w:r>
+              <w:t xml:space="preserve">) — вертикальный merge выбранных столбцов по блокам</w:t>
+            </w:r>
+          </w:p>
+        </w:tc>
+      </w:tr>
+      <w:tr>
+        <w:tc>
+          <w:tcPr/>
+          <w:p>
+            <w:pPr>
+              <w:pStyle w:val="Compact"/>
+            </w:pPr>
+            <w:r>
+              <w:rPr>
+                <w:rStyle w:val="VerbatimChar"/>
+              </w:rPr>
+              <w:t xml:space="preserve">создать_лист</w:t>
             </w:r>
           </w:p>
         </w:tc>
@@ -16596,9 +17145,119 @@
               <w:rPr>
                 <w:rStyle w:val="VerbatimChar"/>
               </w:rPr>
+              <w:t xml:space="preserve">name_mode</w:t>
+            </w:r>
+            <w:r>
+              <w:t xml:space="preserve">,</w:t>
+            </w:r>
+            <w:r>
+              <w:t xml:space="preserve"> </w:t>
+            </w:r>
+            <w:r>
+              <w:rPr>
+                <w:rStyle w:val="VerbatimChar"/>
+              </w:rPr>
+              <w:t xml:space="preserve">sheet_name</w:t>
+            </w:r>
+            <w:r>
+              <w:t xml:space="preserve"> </w:t>
+            </w:r>
+            <w:r>
+              <w:t xml:space="preserve">/</w:t>
+            </w:r>
+            <w:r>
+              <w:t xml:space="preserve"> </w:t>
+            </w:r>
+            <w:r>
+              <w:rPr>
+                <w:rStyle w:val="VerbatimChar"/>
+              </w:rPr>
+              <w:t xml:space="preserve">sheet_name_expr</w:t>
+            </w:r>
+            <w:r>
+              <w:t xml:space="preserve">,</w:t>
+            </w:r>
+            <w:r>
+              <w:t xml:space="preserve"> </w:t>
+            </w:r>
+            <w:r>
+              <w:rPr>
+                <w:rStyle w:val="VerbatimChar"/>
+              </w:rPr>
               <w:t xml:space="preserve">columns</w:t>
             </w:r>
             <w:r>
+              <w:t xml:space="preserve">,</w:t>
+            </w:r>
+            <w:r>
+              <w:t xml:space="preserve"> </w:t>
+            </w:r>
+            <w:r>
+              <w:rPr>
+                <w:rStyle w:val="VerbatimChar"/>
+              </w:rPr>
+              <w:t xml:space="preserve">header_row</w:t>
+            </w:r>
+            <w:r>
+              <w:t xml:space="preserve">,</w:t>
+            </w:r>
+            <w:r>
+              <w:t xml:space="preserve"> </w:t>
+            </w:r>
+            <w:r>
+              <w:rPr>
+                <w:rStyle w:val="VerbatimChar"/>
+              </w:rPr>
+              <w:t xml:space="preserve">data_mode</w:t>
+            </w:r>
+            <w:r>
+              <w:t xml:space="preserve">, …)</w:t>
+            </w:r>
+          </w:p>
+        </w:tc>
+      </w:tr>
+      <w:tr>
+        <w:tc>
+          <w:tcPr/>
+          <w:p>
+            <w:pPr>
+              <w:pStyle w:val="Compact"/>
+            </w:pPr>
+            <w:r>
+              <w:rPr>
+                <w:rStyle w:val="VerbatimChar"/>
+              </w:rPr>
+              <w:t xml:space="preserve">копировать_как_значения</w:t>
+            </w:r>
+          </w:p>
+        </w:tc>
+        <w:tc>
+          <w:tcPr/>
+          <w:p>
+            <w:pPr>
+              <w:pStyle w:val="Compact"/>
+            </w:pPr>
+            <w:r>
+              <w:t xml:space="preserve">—</w:t>
+            </w:r>
+          </w:p>
+        </w:tc>
+        <w:tc>
+          <w:tcPr/>
+          <w:p>
+            <w:pPr>
+              <w:pStyle w:val="Compact"/>
+            </w:pPr>
+            <w:r>
+              <w:t xml:space="preserve">блок (</w:t>
+            </w:r>
+            <w:r>
+              <w:rPr>
+                <w:rStyle w:val="VerbatimChar"/>
+              </w:rPr>
+              <w:t xml:space="preserve">columns</w:t>
+            </w:r>
+            <w:r>
               <w:t xml:space="preserve"> </w:t>
             </w:r>
             <w:r>
@@ -17071,6 +17730,104 @@
             </w:r>
             <w:r>
               <w:t xml:space="preserve">, …)</w:t>
+            </w:r>
+          </w:p>
+        </w:tc>
+      </w:tr>
+      <w:tr>
+        <w:tc>
+          <w:tcPr/>
+          <w:p>
+            <w:pPr>
+              <w:pStyle w:val="Compact"/>
+            </w:pPr>
+            <w:r>
+              <w:rPr>
+                <w:rStyle w:val="VerbatimChar"/>
+              </w:rPr>
+              <w:t xml:space="preserve">группировать_строки</w:t>
+            </w:r>
+          </w:p>
+        </w:tc>
+        <w:tc>
+          <w:tcPr/>
+          <w:p>
+            <w:pPr>
+              <w:pStyle w:val="Compact"/>
+            </w:pPr>
+            <w:r>
+              <w:rPr>
+                <w:rStyle w:val="VerbatimChar"/>
+              </w:rPr>
+              <w:t xml:space="preserve">group_by</w:t>
+            </w:r>
+            <w:r>
+              <w:t xml:space="preserve">,</w:t>
+            </w:r>
+            <w:r>
+              <w:t xml:space="preserve"> </w:t>
+            </w:r>
+            <w:r>
+              <w:rPr>
+                <w:rStyle w:val="VerbatimChar"/>
+              </w:rPr>
+              <w:t xml:space="preserve">groupby</w:t>
+            </w:r>
+            <w:r>
+              <w:t xml:space="preserve">,</w:t>
+            </w:r>
+            <w:r>
+              <w:t xml:space="preserve"> </w:t>
+            </w:r>
+            <w:r>
+              <w:rPr>
+                <w:rStyle w:val="VerbatimChar"/>
+              </w:rPr>
+              <w:t xml:space="preserve">group by</w:t>
+            </w:r>
+          </w:p>
+        </w:tc>
+        <w:tc>
+          <w:tcPr/>
+          <w:p>
+            <w:pPr>
+              <w:pStyle w:val="Compact"/>
+            </w:pPr>
+            <w:r>
+              <w:t xml:space="preserve">блок (</w:t>
+            </w:r>
+            <w:r>
+              <w:rPr>
+                <w:rStyle w:val="VerbatimChar"/>
+              </w:rPr>
+              <w:t xml:space="preserve">key_columns</w:t>
+            </w:r>
+            <w:r>
+              <w:t xml:space="preserve">,</w:t>
+            </w:r>
+            <w:r>
+              <w:t xml:space="preserve"> </w:t>
+            </w:r>
+            <w:r>
+              <w:rPr>
+                <w:rStyle w:val="VerbatimChar"/>
+              </w:rPr>
+              <w:t xml:space="preserve">aggregations[]</w:t>
+            </w:r>
+            <w:r>
+              <w:t xml:space="preserve">,</w:t>
+            </w:r>
+            <w:r>
+              <w:t xml:space="preserve"> </w:t>
+            </w:r>
+            <w:r>
+              <w:rPr>
+                <w:rStyle w:val="VerbatimChar"/>
+              </w:rPr>
+              <w:t xml:space="preserve">output</w:t>
+            </w:r>
+            <w:r>
+              <w:t xml:space="preserve">, …) — сжатие строк</w:t>
             </w:r>
           </w:p>
         </w:tc>
@@ -18408,8 +19165,8 @@
         </w:tc>
       </w:tr>
     </w:tbl>
-    <w:bookmarkEnd w:id="43"/>
-    <w:bookmarkStart w:id="44" w:name="Xd5fe8f701249bd59bd0090957adabc40576c292"/>
+    <w:bookmarkEnd w:id="44"/>
+    <w:bookmarkStart w:id="45" w:name="Xd5fe8f701249bd59bd0090957adabc40576c292"/>
     <w:p>
       <w:pPr>
         <w:pStyle w:val="Heading3"/>
@@ -18830,8 +19587,8 @@
         <w:t xml:space="preserve">.</w:t>
       </w:r>
     </w:p>
-    <w:bookmarkEnd w:id="44"/>
-    <w:bookmarkStart w:id="45" w:name="финальная_обработка-по-всей-книге"/>
+    <w:bookmarkEnd w:id="45"/>
+    <w:bookmarkStart w:id="46" w:name="финальная_обработка-по-всей-книге"/>
     <w:p>
       <w:pPr>
         <w:pStyle w:val="Heading3"/>
@@ -19448,6 +20205,189 @@
               <w:rPr>
                 <w:rStyle w:val="VerbatimChar"/>
               </w:rPr>
+              <w:t xml:space="preserve">подготовка_писем</w:t>
+            </w:r>
+          </w:p>
+        </w:tc>
+        <w:tc>
+          <w:tcPr/>
+          <w:p>
+            <w:pPr>
+              <w:pStyle w:val="Compact"/>
+            </w:pPr>
+            <w:r>
+              <w:t xml:space="preserve">Письма/файлы по шаблону AText (ACell):</w:t>
+            </w:r>
+            <w:r>
+              <w:t xml:space="preserve"> </w:t>
+            </w:r>
+            <w:r>
+              <w:rPr>
+                <w:rStyle w:val="VerbatimChar"/>
+              </w:rPr>
+              <w:t xml:space="preserve">template</w:t>
+            </w:r>
+            <w:r>
+              <w:t xml:space="preserve">,</w:t>
+            </w:r>
+            <w:r>
+              <w:t xml:space="preserve"> </w:t>
+            </w:r>
+            <w:r>
+              <w:rPr>
+                <w:rStyle w:val="VerbatimChar"/>
+              </w:rPr>
+              <w:t xml:space="preserve">source_sheet</w:t>
+            </w:r>
+            <w:r>
+              <w:t xml:space="preserve">/</w:t>
+            </w:r>
+            <w:r>
+              <w:rPr>
+                <w:rStyle w:val="VerbatimChar"/>
+              </w:rPr>
+              <w:t xml:space="preserve">sheet</w:t>
+            </w:r>
+            <w:r>
+              <w:t xml:space="preserve">,</w:t>
+            </w:r>
+            <w:r>
+              <w:t xml:space="preserve"> </w:t>
+            </w:r>
+            <w:r>
+              <w:rPr>
+                <w:rStyle w:val="VerbatimChar"/>
+              </w:rPr>
+              <w:t xml:space="preserve">out_dir</w:t>
+            </w:r>
+            <w:r>
+              <w:t xml:space="preserve">,</w:t>
+            </w:r>
+            <w:r>
+              <w:t xml:space="preserve"> </w:t>
+            </w:r>
+            <w:r>
+              <w:rPr>
+                <w:rStyle w:val="VerbatimChar"/>
+              </w:rPr>
+              <w:t xml:space="preserve">filename</w:t>
+            </w:r>
+            <w:r>
+              <w:t xml:space="preserve">,</w:t>
+            </w:r>
+            <w:r>
+              <w:t xml:space="preserve"> </w:t>
+            </w:r>
+            <w:r>
+              <w:rPr>
+                <w:rStyle w:val="VerbatimChar"/>
+              </w:rPr>
+              <w:t xml:space="preserve">block_rows</w:t>
+            </w:r>
+            <w:r>
+              <w:t xml:space="preserve">/</w:t>
+            </w:r>
+            <w:r>
+              <w:rPr>
+                <w:rStyle w:val="VerbatimChar"/>
+              </w:rPr>
+              <w:t xml:space="preserve">marker</w:t>
+            </w:r>
+            <w:r>
+              <w:t xml:space="preserve">,</w:t>
+            </w:r>
+            <w:r>
+              <w:t xml:space="preserve"> </w:t>
+            </w:r>
+            <w:r>
+              <w:rPr>
+                <w:rStyle w:val="VerbatimChar"/>
+              </w:rPr>
+              <w:t xml:space="preserve">format</w:t>
+            </w:r>
+            <w:r>
+              <w:t xml:space="preserve">; алиасы</w:t>
+            </w:r>
+            <w:r>
+              <w:t xml:space="preserve"> </w:t>
+            </w:r>
+            <w:r>
+              <w:rPr>
+                <w:rStyle w:val="VerbatimChar"/>
+              </w:rPr>
+              <w:t xml:space="preserve">письма_по_шаблону</w:t>
+            </w:r>
+            <w:r>
+              <w:t xml:space="preserve">,</w:t>
+            </w:r>
+            <w:r>
+              <w:t xml:space="preserve"> </w:t>
+            </w:r>
+            <w:r>
+              <w:rPr>
+                <w:rStyle w:val="VerbatimChar"/>
+              </w:rPr>
+              <w:t xml:space="preserve">atext_letters</w:t>
+            </w:r>
+            <w:r>
+              <w:t xml:space="preserve">,</w:t>
+            </w:r>
+            <w:r>
+              <w:t xml:space="preserve"> </w:t>
+            </w:r>
+            <w:r>
+              <w:rPr>
+                <w:rStyle w:val="VerbatimChar"/>
+              </w:rPr>
+              <w:t xml:space="preserve">mail_merge_files</w:t>
+            </w:r>
+          </w:p>
+        </w:tc>
+      </w:tr>
+      <w:tr>
+        <w:tc>
+          <w:tcPr/>
+          <w:p>
+            <w:pPr>
+              <w:pStyle w:val="Compact"/>
+            </w:pPr>
+            <w:r>
+              <w:rPr>
+                <w:rStyle w:val="VerbatimChar"/>
+              </w:rPr>
+              <w:t xml:space="preserve">создать_лист</w:t>
+            </w:r>
+          </w:p>
+        </w:tc>
+        <w:tc>
+          <w:tcPr/>
+          <w:p>
+            <w:pPr>
+              <w:pStyle w:val="Compact"/>
+            </w:pPr>
+            <w:r>
+              <w:t xml:space="preserve">Создать вкладку (имя вручную / expr) и опционально заполнить из листа/строк/</w:t>
+            </w:r>
+            <w:r>
+              <w:rPr>
+                <w:rStyle w:val="VerbatimChar"/>
+              </w:rPr>
+              <w:t xml:space="preserve">&lt;&lt;Переменные&gt;&gt;</w:t>
+            </w:r>
+          </w:p>
+        </w:tc>
+      </w:tr>
+      <w:tr>
+        <w:tc>
+          <w:tcPr/>
+          <w:p>
+            <w:pPr>
+              <w:pStyle w:val="Compact"/>
+            </w:pPr>
+            <w:r>
+              <w:rPr>
+                <w:rStyle w:val="VerbatimChar"/>
+              </w:rPr>
               <w:t xml:space="preserve">только_значения</w:t>
             </w:r>
           </w:p>
@@ -19602,9 +20542,9 @@
         </w:pict>
       </w:r>
     </w:p>
-    <w:bookmarkEnd w:id="45"/>
     <w:bookmarkEnd w:id="46"/>
-    <w:bookmarkStart w:id="47" w:name="плагин-функция_плагин"/>
+    <w:bookmarkEnd w:id="47"/>
+    <w:bookmarkStart w:id="48" w:name="плагин-функция_плагин"/>
     <w:p>
       <w:pPr>
         <w:pStyle w:val="Heading2"/>
@@ -19862,8 +20802,8 @@
         </w:pict>
       </w:r>
     </w:p>
-    <w:bookmarkEnd w:id="47"/>
-    <w:bookmarkStart w:id="48" w:name="порядок-выполнения-на-листе-результата"/>
+    <w:bookmarkEnd w:id="48"/>
+    <w:bookmarkStart w:id="49" w:name="порядок-выполнения-на-листе-результата"/>
     <w:p>
       <w:pPr>
         <w:pStyle w:val="Heading2"/>
@@ -19986,8 +20926,8 @@
         </w:pict>
       </w:r>
     </w:p>
-    <w:bookmarkEnd w:id="48"/>
-    <w:bookmarkStart w:id="52" w:name="связанные-документы"/>
+    <w:bookmarkEnd w:id="49"/>
+    <w:bookmarkStart w:id="53" w:name="связанные-документы"/>
     <w:p>
       <w:pPr>
         <w:pStyle w:val="Heading2"/>
@@ -20099,7 +21039,7 @@
             <w:pPr>
               <w:pStyle w:val="Compact"/>
             </w:pPr>
-            <w:hyperlink r:id="rId49">
+            <w:hyperlink r:id="rId50">
               <w:r>
                 <w:rPr>
                   <w:rStyle w:val="Hyperlink"/>
@@ -20169,7 +21109,7 @@
             <w:pPr>
               <w:pStyle w:val="Compact"/>
             </w:pPr>
-            <w:hyperlink r:id="rId50">
+            <w:hyperlink r:id="rId51">
               <w:r>
                 <w:rPr>
                   <w:rStyle w:val="Hyperlink"/>
@@ -20222,7 +21162,7 @@
             <w:pPr>
               <w:pStyle w:val="Compact"/>
             </w:pPr>
-            <w:hyperlink r:id="rId51">
+            <w:hyperlink r:id="rId52">
               <w:r>
                 <w:rPr>
                   <w:rStyle w:val="Hyperlink"/>
@@ -20254,8 +21194,8 @@
         </w:tc>
       </w:tr>
     </w:tbl>
-    <w:bookmarkEnd w:id="52"/>
     <w:bookmarkEnd w:id="53"/>
+    <w:bookmarkEnd w:id="54"/>
     <w:sectPr>
       <w:footnotePr>
         <w:numRestart w:val="eachSect"/>
@@ -20494,6 +21434,9 @@
     <w:abstractNumId w:val="991"/>
   </w:num>
   <w:num w:numId="1008">
+    <w:abstractNumId w:val="991"/>
+  </w:num>
+  <w:num w:numId="1009">
     <w:abstractNumId w:val="991"/>
   </w:num>
 </w:numbering>
